--- a/Demande d'intervention.docx
+++ b/Demande d'intervention.docx
@@ -227,9 +227,58 @@
                 <w:rFonts w:eastAsiaTheme="minorHAnsi"/>
                 <w:sz w:val="20"/>
                 <w:szCs w:val="20"/>
-                <w:lang w:eastAsia="en-US"/>
-              </w:rPr>
-            </w:pPr>
+                <w:lang w:val="en-US" w:eastAsia="en-US"/>
+              </w:rPr>
+            </w:pPr>
+            <w:r>
+              <w:rPr>
+                <w:rFonts w:eastAsiaTheme="minorHAnsi"/>
+                <w:sz w:val="20"/>
+                <w:szCs w:val="20"/>
+                <w:lang w:val="en-US" w:eastAsia="en-US"/>
+              </w:rPr>
+              <w:t>{% for item in TRAVAUX</w:t>
+            </w:r>
+          </w:p>
+          <w:p>
+            <w:pPr>
+              <w:jc w:val="center"/>
+              <w:rPr>
+                <w:rFonts w:eastAsiaTheme="minorHAnsi"/>
+                <w:sz w:val="20"/>
+                <w:szCs w:val="20"/>
+                <w:lang w:val="en-US" w:eastAsia="en-US"/>
+              </w:rPr>
+            </w:pPr>
+            <w:r>
+              <w:rPr>
+                <w:rFonts w:eastAsiaTheme="minorHAnsi"/>
+                <w:sz w:val="20"/>
+                <w:szCs w:val="20"/>
+                <w:lang w:val="en-US" w:eastAsia="en-US"/>
+              </w:rPr>
+              <w:t>%}</w:t>
+            </w:r>
+          </w:p>
+          <w:p>
+            <w:pPr>
+              <w:jc w:val="center"/>
+              <w:rPr>
+                <w:rFonts w:eastAsiaTheme="minorHAnsi"/>
+                <w:sz w:val="20"/>
+                <w:szCs w:val="20"/>
+                <w:lang w:val="en-US" w:eastAsia="en-US"/>
+              </w:rPr>
+            </w:pPr>
+            <w:r>
+              <w:rPr>
+                <w:rFonts w:eastAsiaTheme="minorHAnsi"/>
+                <w:sz w:val="20"/>
+                <w:szCs w:val="20"/>
+                <w:lang w:val="en-US" w:eastAsia="en-US"/>
+              </w:rPr>
+              <w:t>{{ DATE }}</w:t>
+            </w:r>
           </w:p>
         </w:tc>
         <w:tc>
@@ -246,47 +295,167 @@
                 <w:color w:val="auto"/>
                 <w:sz w:val="20"/>
                 <w:szCs w:val="20"/>
-                <w:lang w:eastAsia="fr-FR"/>
-              </w:rPr>
-            </w:pPr>
-          </w:p>
-        </w:tc>
-        <w:tc>
-          <w:tcPr>
-            <w:tcW w:w="3580" w:type="dxa"/>
-            <w:vAlign w:val="center"/>
-          </w:tcPr>
-          <w:p>
-            <w:pPr>
-              <w:pStyle w:val="CTableau-Inter"/>
-              <w:jc w:val="center"/>
+                <w:lang w:val="en-US" w:eastAsia="fr-FR"/>
+              </w:rPr>
+            </w:pPr>
+            <w:r>
               <w:rPr>
                 <w:rFonts w:ascii="Times New Roman" w:eastAsia="Times New Roman" w:hAnsi="Times New Roman" w:cs="Times New Roman"/>
                 <w:color w:val="auto"/>
                 <w:sz w:val="20"/>
                 <w:szCs w:val="20"/>
-                <w:lang w:eastAsia="fr-FR"/>
-              </w:rPr>
-            </w:pPr>
-          </w:p>
-        </w:tc>
-        <w:tc>
-          <w:tcPr>
-            <w:tcW w:w="2642" w:type="dxa"/>
-            <w:vAlign w:val="center"/>
-          </w:tcPr>
-          <w:p>
-            <w:pPr>
-              <w:pStyle w:val="CTableau-Inter"/>
-              <w:jc w:val="center"/>
+                <w:lang w:val="en-US" w:eastAsia="fr-FR"/>
+              </w:rPr>
+              <w:t xml:space="preserve">{{ </w:t>
+            </w:r>
+            <w:proofErr w:type="spellStart"/>
+            <w:r>
               <w:rPr>
                 <w:rFonts w:ascii="Times New Roman" w:eastAsia="Times New Roman" w:hAnsi="Times New Roman" w:cs="Times New Roman"/>
                 <w:color w:val="auto"/>
                 <w:sz w:val="20"/>
                 <w:szCs w:val="20"/>
-                <w:lang w:eastAsia="fr-FR"/>
-              </w:rPr>
-            </w:pPr>
+                <w:lang w:val="en-US" w:eastAsia="fr-FR"/>
+              </w:rPr>
+              <w:t>item.NATURE</w:t>
+            </w:r>
+            <w:proofErr w:type="spellEnd"/>
+            <w:r>
+              <w:rPr>
+                <w:rFonts w:ascii="Times New Roman" w:eastAsia="Times New Roman" w:hAnsi="Times New Roman" w:cs="Times New Roman"/>
+                <w:color w:val="auto"/>
+                <w:sz w:val="20"/>
+                <w:szCs w:val="20"/>
+                <w:lang w:val="en-US" w:eastAsia="fr-FR"/>
+              </w:rPr>
+              <w:t xml:space="preserve"> }}</w:t>
+            </w:r>
+          </w:p>
+          <w:p>
+            <w:pPr>
+              <w:pStyle w:val="CTableau-Inter"/>
+              <w:jc w:val="center"/>
+              <w:rPr>
+                <w:rFonts w:ascii="Times New Roman" w:eastAsia="Times New Roman" w:hAnsi="Times New Roman" w:cs="Times New Roman"/>
+                <w:color w:val="auto"/>
+                <w:sz w:val="20"/>
+                <w:szCs w:val="20"/>
+                <w:lang w:val="en-US" w:eastAsia="fr-FR"/>
+              </w:rPr>
+            </w:pPr>
+            <w:r>
+              <w:rPr>
+                <w:rFonts w:ascii="Times New Roman" w:eastAsia="Times New Roman" w:hAnsi="Times New Roman" w:cs="Times New Roman"/>
+                <w:color w:val="auto"/>
+                <w:sz w:val="20"/>
+                <w:szCs w:val="20"/>
+                <w:lang w:val="en-US" w:eastAsia="fr-FR"/>
+              </w:rPr>
+              <w:t>{{ item.ACTIVITE }}</w:t>
+            </w:r>
+          </w:p>
+        </w:tc>
+        <w:tc>
+          <w:tcPr>
+            <w:tcW w:w="3580" w:type="dxa"/>
+            <w:vAlign w:val="center"/>
+          </w:tcPr>
+          <w:p>
+            <w:pPr>
+              <w:pStyle w:val="CTableau-Inter"/>
+              <w:jc w:val="center"/>
+              <w:rPr>
+                <w:rFonts w:ascii="Times New Roman" w:eastAsia="Times New Roman" w:hAnsi="Times New Roman" w:cs="Times New Roman"/>
+                <w:color w:val="auto"/>
+                <w:sz w:val="20"/>
+                <w:szCs w:val="20"/>
+                <w:lang w:val="en-US" w:eastAsia="fr-FR"/>
+              </w:rPr>
+            </w:pPr>
+            <w:r>
+              <w:rPr>
+                <w:rFonts w:ascii="Times New Roman" w:eastAsia="Times New Roman" w:hAnsi="Times New Roman" w:cs="Times New Roman"/>
+                <w:color w:val="auto"/>
+                <w:sz w:val="20"/>
+                <w:szCs w:val="20"/>
+                <w:lang w:val="en-US" w:eastAsia="fr-FR"/>
+              </w:rPr>
+              <w:t xml:space="preserve">{{ </w:t>
+            </w:r>
+            <w:proofErr w:type="spellStart"/>
+            <w:r>
+              <w:rPr>
+                <w:rFonts w:ascii="Times New Roman" w:eastAsia="Times New Roman" w:hAnsi="Times New Roman" w:cs="Times New Roman"/>
+                <w:color w:val="auto"/>
+                <w:sz w:val="20"/>
+                <w:szCs w:val="20"/>
+                <w:lang w:val="en-US" w:eastAsia="fr-FR"/>
+              </w:rPr>
+              <w:t>item.PARTIE</w:t>
+            </w:r>
+            <w:proofErr w:type="spellEnd"/>
+            <w:r>
+              <w:rPr>
+                <w:rFonts w:ascii="Times New Roman" w:eastAsia="Times New Roman" w:hAnsi="Times New Roman" w:cs="Times New Roman"/>
+                <w:color w:val="auto"/>
+                <w:sz w:val="20"/>
+                <w:szCs w:val="20"/>
+                <w:lang w:val="en-US" w:eastAsia="fr-FR"/>
+              </w:rPr>
+              <w:t xml:space="preserve"> }}</w:t>
+            </w:r>
+          </w:p>
+          <w:p>
+            <w:pPr>
+              <w:pStyle w:val="CTableau-Inter"/>
+              <w:jc w:val="center"/>
+              <w:rPr>
+                <w:rFonts w:ascii="Times New Roman" w:eastAsia="Times New Roman" w:hAnsi="Times New Roman" w:cs="Times New Roman"/>
+                <w:color w:val="auto"/>
+                <w:sz w:val="20"/>
+                <w:szCs w:val="20"/>
+                <w:lang w:val="en-US" w:eastAsia="fr-FR"/>
+              </w:rPr>
+            </w:pPr>
+            <w:r>
+              <w:rPr>
+                <w:rFonts w:ascii="Times New Roman" w:eastAsia="Times New Roman" w:hAnsi="Times New Roman" w:cs="Times New Roman"/>
+                <w:color w:val="auto"/>
+                <w:sz w:val="20"/>
+                <w:szCs w:val="20"/>
+                <w:lang w:val="en-US" w:eastAsia="fr-FR"/>
+              </w:rPr>
+              <w:t>{{ item.SITUATION }}</w:t>
+            </w:r>
+          </w:p>
+        </w:tc>
+        <w:tc>
+          <w:tcPr>
+            <w:tcW w:w="2642" w:type="dxa"/>
+            <w:vAlign w:val="center"/>
+          </w:tcPr>
+          <w:p>
+            <w:pPr>
+              <w:pStyle w:val="CTableau-Inter"/>
+              <w:jc w:val="center"/>
+              <w:rPr>
+                <w:rFonts w:ascii="Times New Roman" w:eastAsia="Times New Roman" w:hAnsi="Times New Roman" w:cs="Times New Roman"/>
+                <w:color w:val="auto"/>
+                <w:sz w:val="20"/>
+                <w:szCs w:val="20"/>
+                <w:lang w:val="en-US" w:eastAsia="fr-FR"/>
+              </w:rPr>
+            </w:pPr>
+            <w:r>
+              <w:rPr>
+                <w:rFonts w:ascii="Times New Roman" w:eastAsia="Times New Roman" w:hAnsi="Times New Roman" w:cs="Times New Roman"/>
+                <w:color w:val="auto"/>
+                <w:sz w:val="20"/>
+                <w:szCs w:val="20"/>
+                <w:lang w:val="en-US" w:eastAsia="fr-FR"/>
+              </w:rPr>
+              <w:t>{{ item.ESSAI }}</w:t>
+            </w:r>
           </w:p>
         </w:tc>
         <w:tc>
@@ -304,7 +473,7 @@
                 <w:color w:val="auto"/>
                 <w:sz w:val="20"/>
                 <w:szCs w:val="20"/>
-                <w:lang w:eastAsia="fr-FR"/>
+                <w:lang w:val="en-US" w:eastAsia="fr-FR"/>
               </w:rPr>
             </w:pPr>
           </w:p>
@@ -327,7 +496,7 @@
                 <w:rFonts w:eastAsiaTheme="minorHAnsi"/>
                 <w:sz w:val="20"/>
                 <w:szCs w:val="20"/>
-                <w:lang w:eastAsia="en-US"/>
+                <w:lang w:val="en-US" w:eastAsia="en-US"/>
               </w:rPr>
             </w:pPr>
           </w:p>
@@ -344,7 +513,7 @@
                 <w:rFonts w:eastAsiaTheme="minorHAnsi"/>
                 <w:sz w:val="20"/>
                 <w:szCs w:val="20"/>
-                <w:lang w:eastAsia="en-US"/>
+                <w:lang w:val="en-US" w:eastAsia="en-US"/>
               </w:rPr>
             </w:pPr>
           </w:p>
@@ -361,7 +530,7 @@
                 <w:rFonts w:eastAsiaTheme="minorHAnsi"/>
                 <w:sz w:val="20"/>
                 <w:szCs w:val="20"/>
-                <w:lang w:eastAsia="en-US"/>
+                <w:lang w:val="en-US" w:eastAsia="en-US"/>
               </w:rPr>
             </w:pPr>
           </w:p>
@@ -378,7 +547,7 @@
                 <w:rFonts w:eastAsiaTheme="minorHAnsi"/>
                 <w:sz w:val="20"/>
                 <w:szCs w:val="20"/>
-                <w:lang w:eastAsia="en-US"/>
+                <w:lang w:val="en-US" w:eastAsia="en-US"/>
               </w:rPr>
             </w:pPr>
           </w:p>
@@ -395,7 +564,7 @@
                 <w:rFonts w:eastAsiaTheme="minorHAnsi"/>
                 <w:sz w:val="20"/>
                 <w:szCs w:val="20"/>
-                <w:lang w:eastAsia="en-US"/>
+                <w:lang w:val="en-US" w:eastAsia="en-US"/>
               </w:rPr>
             </w:pPr>
           </w:p>
@@ -418,7 +587,7 @@
                 <w:rFonts w:eastAsiaTheme="minorHAnsi"/>
                 <w:sz w:val="20"/>
                 <w:szCs w:val="20"/>
-                <w:lang w:eastAsia="en-US"/>
+                <w:lang w:val="en-US" w:eastAsia="en-US"/>
               </w:rPr>
             </w:pPr>
           </w:p>
@@ -435,7 +604,7 @@
                 <w:rFonts w:eastAsiaTheme="minorHAnsi"/>
                 <w:sz w:val="20"/>
                 <w:szCs w:val="20"/>
-                <w:lang w:eastAsia="en-US"/>
+                <w:lang w:val="en-US" w:eastAsia="en-US"/>
               </w:rPr>
             </w:pPr>
           </w:p>
@@ -452,7 +621,7 @@
                 <w:rFonts w:eastAsiaTheme="minorHAnsi"/>
                 <w:sz w:val="20"/>
                 <w:szCs w:val="20"/>
-                <w:lang w:eastAsia="en-US"/>
+                <w:lang w:val="en-US" w:eastAsia="en-US"/>
               </w:rPr>
             </w:pPr>
           </w:p>
@@ -469,7 +638,7 @@
                 <w:rFonts w:eastAsiaTheme="minorHAnsi"/>
                 <w:sz w:val="20"/>
                 <w:szCs w:val="20"/>
-                <w:lang w:eastAsia="en-US"/>
+                <w:lang w:val="en-US" w:eastAsia="en-US"/>
               </w:rPr>
             </w:pPr>
           </w:p>
@@ -486,7 +655,7 @@
                 <w:rFonts w:eastAsiaTheme="minorHAnsi"/>
                 <w:sz w:val="20"/>
                 <w:szCs w:val="20"/>
-                <w:lang w:eastAsia="en-US"/>
+                <w:lang w:val="en-US" w:eastAsia="en-US"/>
               </w:rPr>
             </w:pPr>
           </w:p>
@@ -509,7 +678,7 @@
                 <w:rFonts w:eastAsiaTheme="minorHAnsi"/>
                 <w:sz w:val="20"/>
                 <w:szCs w:val="20"/>
-                <w:lang w:eastAsia="en-US"/>
+                <w:lang w:val="en-US" w:eastAsia="en-US"/>
               </w:rPr>
             </w:pPr>
           </w:p>
@@ -526,7 +695,7 @@
                 <w:rFonts w:eastAsiaTheme="minorHAnsi"/>
                 <w:sz w:val="20"/>
                 <w:szCs w:val="20"/>
-                <w:lang w:eastAsia="en-US"/>
+                <w:lang w:val="en-US" w:eastAsia="en-US"/>
               </w:rPr>
             </w:pPr>
           </w:p>
@@ -543,7 +712,7 @@
                 <w:rFonts w:eastAsiaTheme="minorHAnsi"/>
                 <w:sz w:val="20"/>
                 <w:szCs w:val="20"/>
-                <w:lang w:eastAsia="en-US"/>
+                <w:lang w:val="en-US" w:eastAsia="en-US"/>
               </w:rPr>
             </w:pPr>
           </w:p>
@@ -560,7 +729,7 @@
                 <w:rFonts w:eastAsiaTheme="minorHAnsi"/>
                 <w:sz w:val="20"/>
                 <w:szCs w:val="20"/>
-                <w:lang w:eastAsia="en-US"/>
+                <w:lang w:val="en-US" w:eastAsia="en-US"/>
               </w:rPr>
             </w:pPr>
           </w:p>
@@ -577,7 +746,7 @@
                 <w:rFonts w:eastAsiaTheme="minorHAnsi"/>
                 <w:sz w:val="20"/>
                 <w:szCs w:val="20"/>
-                <w:lang w:eastAsia="en-US"/>
+                <w:lang w:val="en-US" w:eastAsia="en-US"/>
               </w:rPr>
             </w:pPr>
           </w:p>
@@ -600,7 +769,7 @@
                 <w:rFonts w:eastAsiaTheme="minorHAnsi"/>
                 <w:sz w:val="20"/>
                 <w:szCs w:val="20"/>
-                <w:lang w:eastAsia="en-US"/>
+                <w:lang w:val="en-US" w:eastAsia="en-US"/>
               </w:rPr>
             </w:pPr>
           </w:p>
@@ -617,7 +786,7 @@
                 <w:rFonts w:eastAsiaTheme="minorHAnsi"/>
                 <w:sz w:val="20"/>
                 <w:szCs w:val="20"/>
-                <w:lang w:eastAsia="en-US"/>
+                <w:lang w:val="en-US" w:eastAsia="en-US"/>
               </w:rPr>
             </w:pPr>
           </w:p>
@@ -634,7 +803,7 @@
                 <w:rFonts w:eastAsiaTheme="minorHAnsi"/>
                 <w:sz w:val="20"/>
                 <w:szCs w:val="20"/>
-                <w:lang w:eastAsia="en-US"/>
+                <w:lang w:val="en-US" w:eastAsia="en-US"/>
               </w:rPr>
             </w:pPr>
           </w:p>
@@ -651,7 +820,7 @@
                 <w:rFonts w:eastAsiaTheme="minorHAnsi"/>
                 <w:sz w:val="20"/>
                 <w:szCs w:val="20"/>
-                <w:lang w:eastAsia="en-US"/>
+                <w:lang w:val="en-US" w:eastAsia="en-US"/>
               </w:rPr>
             </w:pPr>
           </w:p>
@@ -668,7 +837,7 @@
                 <w:rFonts w:eastAsiaTheme="minorHAnsi"/>
                 <w:sz w:val="20"/>
                 <w:szCs w:val="20"/>
-                <w:lang w:eastAsia="en-US"/>
+                <w:lang w:val="en-US" w:eastAsia="en-US"/>
               </w:rPr>
             </w:pPr>
           </w:p>
@@ -691,7 +860,7 @@
                 <w:rFonts w:eastAsiaTheme="minorHAnsi"/>
                 <w:sz w:val="20"/>
                 <w:szCs w:val="20"/>
-                <w:lang w:eastAsia="en-US"/>
+                <w:lang w:val="en-US" w:eastAsia="en-US"/>
               </w:rPr>
             </w:pPr>
           </w:p>
@@ -708,7 +877,7 @@
                 <w:rFonts w:eastAsiaTheme="minorHAnsi"/>
                 <w:sz w:val="20"/>
                 <w:szCs w:val="20"/>
-                <w:lang w:eastAsia="en-US"/>
+                <w:lang w:val="en-US" w:eastAsia="en-US"/>
               </w:rPr>
             </w:pPr>
           </w:p>
@@ -725,7 +894,7 @@
                 <w:rFonts w:eastAsiaTheme="minorHAnsi"/>
                 <w:sz w:val="20"/>
                 <w:szCs w:val="20"/>
-                <w:lang w:eastAsia="en-US"/>
+                <w:lang w:val="en-US" w:eastAsia="en-US"/>
               </w:rPr>
             </w:pPr>
           </w:p>
@@ -742,7 +911,7 @@
                 <w:rFonts w:eastAsiaTheme="minorHAnsi"/>
                 <w:sz w:val="20"/>
                 <w:szCs w:val="20"/>
-                <w:lang w:eastAsia="en-US"/>
+                <w:lang w:val="en-US" w:eastAsia="en-US"/>
               </w:rPr>
             </w:pPr>
           </w:p>
@@ -759,7 +928,7 @@
                 <w:rFonts w:eastAsiaTheme="minorHAnsi"/>
                 <w:sz w:val="20"/>
                 <w:szCs w:val="20"/>
-                <w:lang w:eastAsia="en-US"/>
+                <w:lang w:val="en-US" w:eastAsia="en-US"/>
               </w:rPr>
             </w:pPr>
           </w:p>
@@ -782,7 +951,7 @@
                 <w:rFonts w:eastAsiaTheme="minorHAnsi"/>
                 <w:sz w:val="20"/>
                 <w:szCs w:val="20"/>
-                <w:lang w:eastAsia="en-US"/>
+                <w:lang w:val="en-US" w:eastAsia="en-US"/>
               </w:rPr>
             </w:pPr>
           </w:p>
@@ -799,7 +968,7 @@
                 <w:rFonts w:eastAsiaTheme="minorHAnsi"/>
                 <w:sz w:val="20"/>
                 <w:szCs w:val="20"/>
-                <w:lang w:eastAsia="en-US"/>
+                <w:lang w:val="en-US" w:eastAsia="en-US"/>
               </w:rPr>
             </w:pPr>
           </w:p>
@@ -816,7 +985,7 @@
                 <w:rFonts w:eastAsiaTheme="minorHAnsi"/>
                 <w:sz w:val="20"/>
                 <w:szCs w:val="20"/>
-                <w:lang w:eastAsia="en-US"/>
+                <w:lang w:val="en-US" w:eastAsia="en-US"/>
               </w:rPr>
             </w:pPr>
           </w:p>
@@ -833,7 +1002,7 @@
                 <w:rFonts w:eastAsiaTheme="minorHAnsi"/>
                 <w:sz w:val="20"/>
                 <w:szCs w:val="20"/>
-                <w:lang w:eastAsia="en-US"/>
+                <w:lang w:val="en-US" w:eastAsia="en-US"/>
               </w:rPr>
             </w:pPr>
           </w:p>
@@ -850,7 +1019,7 @@
                 <w:rFonts w:eastAsiaTheme="minorHAnsi"/>
                 <w:sz w:val="20"/>
                 <w:szCs w:val="20"/>
-                <w:lang w:eastAsia="en-US"/>
+                <w:lang w:val="en-US" w:eastAsia="en-US"/>
               </w:rPr>
             </w:pPr>
           </w:p>
@@ -873,7 +1042,7 @@
                 <w:rFonts w:eastAsiaTheme="minorHAnsi"/>
                 <w:sz w:val="20"/>
                 <w:szCs w:val="20"/>
-                <w:lang w:eastAsia="en-US"/>
+                <w:lang w:val="en-US" w:eastAsia="en-US"/>
               </w:rPr>
             </w:pPr>
           </w:p>
@@ -890,7 +1059,7 @@
                 <w:rFonts w:eastAsiaTheme="minorHAnsi"/>
                 <w:sz w:val="20"/>
                 <w:szCs w:val="20"/>
-                <w:lang w:eastAsia="en-US"/>
+                <w:lang w:val="en-US" w:eastAsia="en-US"/>
               </w:rPr>
             </w:pPr>
           </w:p>
@@ -909,6 +1078,7 @@
                 <w:color w:val="auto"/>
                 <w:sz w:val="20"/>
                 <w:szCs w:val="20"/>
+                <w:lang w:val="en-US"/>
               </w:rPr>
             </w:pPr>
           </w:p>
@@ -925,7 +1095,7 @@
                 <w:rFonts w:eastAsiaTheme="minorHAnsi"/>
                 <w:sz w:val="20"/>
                 <w:szCs w:val="20"/>
-                <w:lang w:eastAsia="en-US"/>
+                <w:lang w:val="en-US" w:eastAsia="en-US"/>
               </w:rPr>
             </w:pPr>
           </w:p>
@@ -942,7 +1112,7 @@
                 <w:rFonts w:eastAsiaTheme="minorHAnsi"/>
                 <w:sz w:val="20"/>
                 <w:szCs w:val="20"/>
-                <w:lang w:eastAsia="en-US"/>
+                <w:lang w:val="en-US" w:eastAsia="en-US"/>
               </w:rPr>
             </w:pPr>
           </w:p>
@@ -965,7 +1135,7 @@
                 <w:rFonts w:eastAsiaTheme="minorHAnsi"/>
                 <w:sz w:val="20"/>
                 <w:szCs w:val="20"/>
-                <w:lang w:eastAsia="en-US"/>
+                <w:lang w:val="en-US" w:eastAsia="en-US"/>
               </w:rPr>
             </w:pPr>
           </w:p>
@@ -982,7 +1152,7 @@
                 <w:rFonts w:eastAsiaTheme="minorHAnsi"/>
                 <w:sz w:val="20"/>
                 <w:szCs w:val="20"/>
-                <w:lang w:eastAsia="en-US"/>
+                <w:lang w:val="en-US" w:eastAsia="en-US"/>
               </w:rPr>
             </w:pPr>
           </w:p>
@@ -999,7 +1169,7 @@
                 <w:rFonts w:eastAsiaTheme="minorHAnsi"/>
                 <w:sz w:val="20"/>
                 <w:szCs w:val="20"/>
-                <w:lang w:eastAsia="en-US"/>
+                <w:lang w:val="en-US" w:eastAsia="en-US"/>
               </w:rPr>
             </w:pPr>
           </w:p>
@@ -1016,7 +1186,7 @@
                 <w:rFonts w:eastAsiaTheme="minorHAnsi"/>
                 <w:sz w:val="20"/>
                 <w:szCs w:val="20"/>
-                <w:lang w:eastAsia="en-US"/>
+                <w:lang w:val="en-US" w:eastAsia="en-US"/>
               </w:rPr>
             </w:pPr>
           </w:p>
@@ -1033,7 +1203,7 @@
                 <w:rFonts w:eastAsiaTheme="minorHAnsi"/>
                 <w:sz w:val="20"/>
                 <w:szCs w:val="20"/>
-                <w:lang w:eastAsia="en-US"/>
+                <w:lang w:val="en-US" w:eastAsia="en-US"/>
               </w:rPr>
             </w:pPr>
           </w:p>
@@ -1056,7 +1226,7 @@
                 <w:rFonts w:eastAsiaTheme="minorHAnsi"/>
                 <w:sz w:val="20"/>
                 <w:szCs w:val="20"/>
-                <w:lang w:eastAsia="en-US"/>
+                <w:lang w:val="en-US" w:eastAsia="en-US"/>
               </w:rPr>
             </w:pPr>
           </w:p>
@@ -1073,7 +1243,7 @@
                 <w:rFonts w:eastAsiaTheme="minorHAnsi"/>
                 <w:sz w:val="20"/>
                 <w:szCs w:val="20"/>
-                <w:lang w:eastAsia="en-US"/>
+                <w:lang w:val="en-US" w:eastAsia="en-US"/>
               </w:rPr>
             </w:pPr>
           </w:p>
@@ -1090,7 +1260,7 @@
                 <w:rFonts w:eastAsiaTheme="minorHAnsi"/>
                 <w:sz w:val="20"/>
                 <w:szCs w:val="20"/>
-                <w:lang w:eastAsia="en-US"/>
+                <w:lang w:val="en-US" w:eastAsia="en-US"/>
               </w:rPr>
             </w:pPr>
           </w:p>
@@ -1107,7 +1277,7 @@
                 <w:rFonts w:eastAsiaTheme="minorHAnsi"/>
                 <w:sz w:val="20"/>
                 <w:szCs w:val="20"/>
-                <w:lang w:eastAsia="en-US"/>
+                <w:lang w:val="en-US" w:eastAsia="en-US"/>
               </w:rPr>
             </w:pPr>
           </w:p>
@@ -1124,7 +1294,7 @@
                 <w:rFonts w:eastAsiaTheme="minorHAnsi"/>
                 <w:sz w:val="20"/>
                 <w:szCs w:val="20"/>
-                <w:lang w:eastAsia="en-US"/>
+                <w:lang w:val="en-US" w:eastAsia="en-US"/>
               </w:rPr>
             </w:pPr>
           </w:p>
@@ -1147,7 +1317,7 @@
                 <w:rFonts w:eastAsiaTheme="minorHAnsi"/>
                 <w:sz w:val="20"/>
                 <w:szCs w:val="20"/>
-                <w:lang w:eastAsia="en-US"/>
+                <w:lang w:val="en-US" w:eastAsia="en-US"/>
               </w:rPr>
             </w:pPr>
           </w:p>
@@ -1164,7 +1334,7 @@
                 <w:rFonts w:eastAsiaTheme="minorHAnsi"/>
                 <w:sz w:val="20"/>
                 <w:szCs w:val="20"/>
-                <w:lang w:eastAsia="en-US"/>
+                <w:lang w:val="en-US" w:eastAsia="en-US"/>
               </w:rPr>
             </w:pPr>
           </w:p>
@@ -1181,7 +1351,7 @@
                 <w:rFonts w:eastAsiaTheme="minorHAnsi"/>
                 <w:sz w:val="20"/>
                 <w:szCs w:val="20"/>
-                <w:lang w:eastAsia="en-US"/>
+                <w:lang w:val="en-US" w:eastAsia="en-US"/>
               </w:rPr>
             </w:pPr>
           </w:p>
@@ -1198,7 +1368,7 @@
                 <w:rFonts w:eastAsiaTheme="minorHAnsi"/>
                 <w:sz w:val="20"/>
                 <w:szCs w:val="20"/>
-                <w:lang w:eastAsia="en-US"/>
+                <w:lang w:val="en-US" w:eastAsia="en-US"/>
               </w:rPr>
             </w:pPr>
           </w:p>
@@ -1215,7 +1385,7 @@
                 <w:rFonts w:eastAsiaTheme="minorHAnsi"/>
                 <w:sz w:val="20"/>
                 <w:szCs w:val="20"/>
-                <w:lang w:eastAsia="en-US"/>
+                <w:lang w:val="en-US" w:eastAsia="en-US"/>
               </w:rPr>
             </w:pPr>
           </w:p>
@@ -1238,7 +1408,7 @@
                 <w:rFonts w:eastAsiaTheme="minorHAnsi"/>
                 <w:sz w:val="20"/>
                 <w:szCs w:val="20"/>
-                <w:lang w:eastAsia="en-US"/>
+                <w:lang w:val="en-US" w:eastAsia="en-US"/>
               </w:rPr>
             </w:pPr>
           </w:p>
@@ -1255,7 +1425,7 @@
                 <w:rFonts w:eastAsiaTheme="minorHAnsi"/>
                 <w:sz w:val="20"/>
                 <w:szCs w:val="20"/>
-                <w:lang w:eastAsia="en-US"/>
+                <w:lang w:val="en-US" w:eastAsia="en-US"/>
               </w:rPr>
             </w:pPr>
           </w:p>
@@ -1272,7 +1442,7 @@
                 <w:rFonts w:eastAsiaTheme="minorHAnsi"/>
                 <w:sz w:val="20"/>
                 <w:szCs w:val="20"/>
-                <w:lang w:eastAsia="en-US"/>
+                <w:lang w:val="en-US" w:eastAsia="en-US"/>
               </w:rPr>
             </w:pPr>
           </w:p>
@@ -1289,7 +1459,7 @@
                 <w:rFonts w:eastAsiaTheme="minorHAnsi"/>
                 <w:sz w:val="20"/>
                 <w:szCs w:val="20"/>
-                <w:lang w:eastAsia="en-US"/>
+                <w:lang w:val="en-US" w:eastAsia="en-US"/>
               </w:rPr>
             </w:pPr>
           </w:p>
@@ -1306,7 +1476,7 @@
                 <w:rFonts w:eastAsiaTheme="minorHAnsi"/>
                 <w:sz w:val="20"/>
                 <w:szCs w:val="20"/>
-                <w:lang w:eastAsia="en-US"/>
+                <w:lang w:val="en-US" w:eastAsia="en-US"/>
               </w:rPr>
             </w:pPr>
           </w:p>
@@ -1329,7 +1499,7 @@
                 <w:rFonts w:eastAsiaTheme="minorHAnsi"/>
                 <w:sz w:val="20"/>
                 <w:szCs w:val="20"/>
-                <w:lang w:eastAsia="en-US"/>
+                <w:lang w:val="en-US" w:eastAsia="en-US"/>
               </w:rPr>
             </w:pPr>
           </w:p>
@@ -1346,7 +1516,7 @@
                 <w:rFonts w:eastAsiaTheme="minorHAnsi"/>
                 <w:sz w:val="20"/>
                 <w:szCs w:val="20"/>
-                <w:lang w:eastAsia="en-US"/>
+                <w:lang w:val="en-US" w:eastAsia="en-US"/>
               </w:rPr>
             </w:pPr>
           </w:p>
@@ -1363,7 +1533,7 @@
                 <w:rFonts w:eastAsiaTheme="minorHAnsi"/>
                 <w:sz w:val="20"/>
                 <w:szCs w:val="20"/>
-                <w:lang w:eastAsia="en-US"/>
+                <w:lang w:val="en-US" w:eastAsia="en-US"/>
               </w:rPr>
             </w:pPr>
           </w:p>
@@ -1380,7 +1550,7 @@
                 <w:rFonts w:eastAsiaTheme="minorHAnsi"/>
                 <w:sz w:val="20"/>
                 <w:szCs w:val="20"/>
-                <w:lang w:eastAsia="en-US"/>
+                <w:lang w:val="en-US" w:eastAsia="en-US"/>
               </w:rPr>
             </w:pPr>
           </w:p>
@@ -1397,7 +1567,7 @@
                 <w:rFonts w:eastAsiaTheme="minorHAnsi"/>
                 <w:sz w:val="20"/>
                 <w:szCs w:val="20"/>
-                <w:lang w:eastAsia="en-US"/>
+                <w:lang w:val="en-US" w:eastAsia="en-US"/>
               </w:rPr>
             </w:pPr>
           </w:p>
@@ -1420,7 +1590,7 @@
                 <w:rFonts w:eastAsiaTheme="minorHAnsi"/>
                 <w:sz w:val="20"/>
                 <w:szCs w:val="20"/>
-                <w:lang w:eastAsia="en-US"/>
+                <w:lang w:val="en-US" w:eastAsia="en-US"/>
               </w:rPr>
             </w:pPr>
           </w:p>
@@ -1437,7 +1607,7 @@
                 <w:rFonts w:eastAsiaTheme="minorHAnsi"/>
                 <w:sz w:val="20"/>
                 <w:szCs w:val="20"/>
-                <w:lang w:eastAsia="en-US"/>
+                <w:lang w:val="en-US" w:eastAsia="en-US"/>
               </w:rPr>
             </w:pPr>
           </w:p>
@@ -1454,7 +1624,7 @@
                 <w:rFonts w:eastAsiaTheme="minorHAnsi"/>
                 <w:sz w:val="20"/>
                 <w:szCs w:val="20"/>
-                <w:lang w:eastAsia="en-US"/>
+                <w:lang w:val="en-US" w:eastAsia="en-US"/>
               </w:rPr>
             </w:pPr>
           </w:p>
@@ -1471,7 +1641,7 @@
                 <w:rFonts w:eastAsiaTheme="minorHAnsi"/>
                 <w:sz w:val="20"/>
                 <w:szCs w:val="20"/>
-                <w:lang w:eastAsia="en-US"/>
+                <w:lang w:val="en-US" w:eastAsia="en-US"/>
               </w:rPr>
             </w:pPr>
           </w:p>
@@ -1488,7 +1658,7 @@
                 <w:rFonts w:eastAsiaTheme="minorHAnsi"/>
                 <w:sz w:val="20"/>
                 <w:szCs w:val="20"/>
-                <w:lang w:eastAsia="en-US"/>
+                <w:lang w:val="en-US" w:eastAsia="en-US"/>
               </w:rPr>
             </w:pPr>
           </w:p>
@@ -1511,7 +1681,7 @@
                 <w:rFonts w:eastAsiaTheme="minorHAnsi"/>
                 <w:sz w:val="20"/>
                 <w:szCs w:val="20"/>
-                <w:lang w:eastAsia="en-US"/>
+                <w:lang w:val="en-US" w:eastAsia="en-US"/>
               </w:rPr>
             </w:pPr>
           </w:p>
@@ -1528,7 +1698,7 @@
                 <w:rFonts w:eastAsiaTheme="minorHAnsi"/>
                 <w:sz w:val="20"/>
                 <w:szCs w:val="20"/>
-                <w:lang w:eastAsia="en-US"/>
+                <w:lang w:val="en-US" w:eastAsia="en-US"/>
               </w:rPr>
             </w:pPr>
           </w:p>
@@ -1545,7 +1715,7 @@
                 <w:rFonts w:eastAsiaTheme="minorHAnsi"/>
                 <w:sz w:val="20"/>
                 <w:szCs w:val="20"/>
-                <w:lang w:eastAsia="en-US"/>
+                <w:lang w:val="en-US" w:eastAsia="en-US"/>
               </w:rPr>
             </w:pPr>
           </w:p>
@@ -1562,7 +1732,7 @@
                 <w:rFonts w:eastAsiaTheme="minorHAnsi"/>
                 <w:sz w:val="20"/>
                 <w:szCs w:val="20"/>
-                <w:lang w:eastAsia="en-US"/>
+                <w:lang w:val="en-US" w:eastAsia="en-US"/>
               </w:rPr>
             </w:pPr>
           </w:p>
@@ -1579,7 +1749,7 @@
                 <w:rFonts w:eastAsiaTheme="minorHAnsi"/>
                 <w:sz w:val="20"/>
                 <w:szCs w:val="20"/>
-                <w:lang w:eastAsia="en-US"/>
+                <w:lang w:val="en-US" w:eastAsia="en-US"/>
               </w:rPr>
             </w:pPr>
           </w:p>
@@ -1602,7 +1772,7 @@
                 <w:rFonts w:eastAsiaTheme="minorHAnsi"/>
                 <w:sz w:val="20"/>
                 <w:szCs w:val="20"/>
-                <w:lang w:eastAsia="en-US"/>
+                <w:lang w:val="en-US" w:eastAsia="en-US"/>
               </w:rPr>
             </w:pPr>
           </w:p>
@@ -1619,7 +1789,7 @@
                 <w:rFonts w:eastAsiaTheme="minorHAnsi"/>
                 <w:sz w:val="20"/>
                 <w:szCs w:val="20"/>
-                <w:lang w:eastAsia="en-US"/>
+                <w:lang w:val="en-US" w:eastAsia="en-US"/>
               </w:rPr>
             </w:pPr>
           </w:p>
@@ -1636,7 +1806,7 @@
                 <w:rFonts w:eastAsiaTheme="minorHAnsi"/>
                 <w:sz w:val="20"/>
                 <w:szCs w:val="20"/>
-                <w:lang w:eastAsia="en-US"/>
+                <w:lang w:val="en-US" w:eastAsia="en-US"/>
               </w:rPr>
             </w:pPr>
           </w:p>
@@ -1653,7 +1823,7 @@
                 <w:rFonts w:eastAsiaTheme="minorHAnsi"/>
                 <w:sz w:val="20"/>
                 <w:szCs w:val="20"/>
-                <w:lang w:eastAsia="en-US"/>
+                <w:lang w:val="en-US" w:eastAsia="en-US"/>
               </w:rPr>
             </w:pPr>
           </w:p>
@@ -1670,7 +1840,7 @@
                 <w:rFonts w:eastAsiaTheme="minorHAnsi"/>
                 <w:sz w:val="20"/>
                 <w:szCs w:val="20"/>
-                <w:lang w:eastAsia="en-US"/>
+                <w:lang w:val="en-US" w:eastAsia="en-US"/>
               </w:rPr>
             </w:pPr>
           </w:p>
@@ -1693,7 +1863,7 @@
                 <w:rFonts w:eastAsiaTheme="minorHAnsi"/>
                 <w:sz w:val="20"/>
                 <w:szCs w:val="20"/>
-                <w:lang w:eastAsia="en-US"/>
+                <w:lang w:val="en-US" w:eastAsia="en-US"/>
               </w:rPr>
             </w:pPr>
           </w:p>
@@ -1710,7 +1880,7 @@
                 <w:rFonts w:eastAsiaTheme="minorHAnsi"/>
                 <w:sz w:val="20"/>
                 <w:szCs w:val="20"/>
-                <w:lang w:eastAsia="en-US"/>
+                <w:lang w:val="en-US" w:eastAsia="en-US"/>
               </w:rPr>
             </w:pPr>
           </w:p>
@@ -1727,7 +1897,7 @@
                 <w:rFonts w:eastAsiaTheme="minorHAnsi"/>
                 <w:sz w:val="20"/>
                 <w:szCs w:val="20"/>
-                <w:lang w:eastAsia="en-US"/>
+                <w:lang w:val="en-US" w:eastAsia="en-US"/>
               </w:rPr>
             </w:pPr>
           </w:p>
@@ -1744,7 +1914,7 @@
                 <w:rFonts w:eastAsiaTheme="minorHAnsi"/>
                 <w:sz w:val="20"/>
                 <w:szCs w:val="20"/>
-                <w:lang w:eastAsia="en-US"/>
+                <w:lang w:val="en-US" w:eastAsia="en-US"/>
               </w:rPr>
             </w:pPr>
           </w:p>
@@ -1761,7 +1931,7 @@
                 <w:rFonts w:eastAsiaTheme="minorHAnsi"/>
                 <w:sz w:val="20"/>
                 <w:szCs w:val="20"/>
-                <w:lang w:eastAsia="en-US"/>
+                <w:lang w:val="en-US" w:eastAsia="en-US"/>
               </w:rPr>
             </w:pPr>
           </w:p>
@@ -1784,7 +1954,7 @@
                 <w:rFonts w:eastAsiaTheme="minorHAnsi"/>
                 <w:sz w:val="20"/>
                 <w:szCs w:val="20"/>
-                <w:lang w:eastAsia="en-US"/>
+                <w:lang w:val="en-US" w:eastAsia="en-US"/>
               </w:rPr>
             </w:pPr>
           </w:p>
@@ -1801,7 +1971,7 @@
                 <w:rFonts w:eastAsiaTheme="minorHAnsi"/>
                 <w:sz w:val="20"/>
                 <w:szCs w:val="20"/>
-                <w:lang w:eastAsia="en-US"/>
+                <w:lang w:val="en-US" w:eastAsia="en-US"/>
               </w:rPr>
             </w:pPr>
           </w:p>
@@ -1818,7 +1988,7 @@
                 <w:rFonts w:eastAsiaTheme="minorHAnsi"/>
                 <w:sz w:val="20"/>
                 <w:szCs w:val="20"/>
-                <w:lang w:eastAsia="en-US"/>
+                <w:lang w:val="en-US" w:eastAsia="en-US"/>
               </w:rPr>
             </w:pPr>
           </w:p>
@@ -1835,7 +2005,7 @@
                 <w:rFonts w:eastAsiaTheme="minorHAnsi"/>
                 <w:sz w:val="20"/>
                 <w:szCs w:val="20"/>
-                <w:lang w:eastAsia="en-US"/>
+                <w:lang w:val="en-US" w:eastAsia="en-US"/>
               </w:rPr>
             </w:pPr>
           </w:p>
@@ -1852,7 +2022,7 @@
                 <w:rFonts w:eastAsiaTheme="minorHAnsi"/>
                 <w:sz w:val="20"/>
                 <w:szCs w:val="20"/>
-                <w:lang w:eastAsia="en-US"/>
+                <w:lang w:val="en-US" w:eastAsia="en-US"/>
               </w:rPr>
             </w:pPr>
           </w:p>
@@ -1875,7 +2045,7 @@
                 <w:rFonts w:eastAsiaTheme="minorHAnsi"/>
                 <w:sz w:val="20"/>
                 <w:szCs w:val="20"/>
-                <w:lang w:eastAsia="en-US"/>
+                <w:lang w:val="en-US" w:eastAsia="en-US"/>
               </w:rPr>
             </w:pPr>
           </w:p>
@@ -1892,7 +2062,7 @@
                 <w:rFonts w:eastAsiaTheme="minorHAnsi"/>
                 <w:sz w:val="20"/>
                 <w:szCs w:val="20"/>
-                <w:lang w:eastAsia="en-US"/>
+                <w:lang w:val="en-US" w:eastAsia="en-US"/>
               </w:rPr>
             </w:pPr>
           </w:p>
@@ -1909,7 +2079,7 @@
                 <w:rFonts w:eastAsiaTheme="minorHAnsi"/>
                 <w:sz w:val="20"/>
                 <w:szCs w:val="20"/>
-                <w:lang w:eastAsia="en-US"/>
+                <w:lang w:val="en-US" w:eastAsia="en-US"/>
               </w:rPr>
             </w:pPr>
           </w:p>
@@ -1926,7 +2096,7 @@
                 <w:rFonts w:eastAsiaTheme="minorHAnsi"/>
                 <w:sz w:val="20"/>
                 <w:szCs w:val="20"/>
-                <w:lang w:eastAsia="en-US"/>
+                <w:lang w:val="en-US" w:eastAsia="en-US"/>
               </w:rPr>
             </w:pPr>
           </w:p>
@@ -1943,7 +2113,7 @@
                 <w:rFonts w:eastAsiaTheme="minorHAnsi"/>
                 <w:sz w:val="20"/>
                 <w:szCs w:val="20"/>
-                <w:lang w:eastAsia="en-US"/>
+                <w:lang w:val="en-US" w:eastAsia="en-US"/>
               </w:rPr>
             </w:pPr>
           </w:p>
@@ -1966,7 +2136,7 @@
                 <w:rFonts w:eastAsiaTheme="minorHAnsi"/>
                 <w:sz w:val="20"/>
                 <w:szCs w:val="20"/>
-                <w:lang w:eastAsia="en-US"/>
+                <w:lang w:val="en-US" w:eastAsia="en-US"/>
               </w:rPr>
             </w:pPr>
           </w:p>
@@ -1983,7 +2153,7 @@
                 <w:rFonts w:eastAsiaTheme="minorHAnsi"/>
                 <w:sz w:val="20"/>
                 <w:szCs w:val="20"/>
-                <w:lang w:eastAsia="en-US"/>
+                <w:lang w:val="en-US" w:eastAsia="en-US"/>
               </w:rPr>
             </w:pPr>
           </w:p>
@@ -2000,7 +2170,7 @@
                 <w:rFonts w:eastAsiaTheme="minorHAnsi"/>
                 <w:sz w:val="20"/>
                 <w:szCs w:val="20"/>
-                <w:lang w:eastAsia="en-US"/>
+                <w:lang w:val="en-US" w:eastAsia="en-US"/>
               </w:rPr>
             </w:pPr>
           </w:p>
@@ -2017,7 +2187,7 @@
                 <w:rFonts w:eastAsiaTheme="minorHAnsi"/>
                 <w:sz w:val="20"/>
                 <w:szCs w:val="20"/>
-                <w:lang w:eastAsia="en-US"/>
+                <w:lang w:val="en-US" w:eastAsia="en-US"/>
               </w:rPr>
             </w:pPr>
           </w:p>
@@ -2034,7 +2204,7 @@
                 <w:rFonts w:eastAsiaTheme="minorHAnsi"/>
                 <w:sz w:val="20"/>
                 <w:szCs w:val="20"/>
-                <w:lang w:eastAsia="en-US"/>
+                <w:lang w:val="en-US" w:eastAsia="en-US"/>
               </w:rPr>
             </w:pPr>
           </w:p>
@@ -2057,7 +2227,7 @@
                 <w:rFonts w:eastAsiaTheme="minorHAnsi"/>
                 <w:sz w:val="20"/>
                 <w:szCs w:val="20"/>
-                <w:lang w:eastAsia="en-US"/>
+                <w:lang w:val="en-US" w:eastAsia="en-US"/>
               </w:rPr>
             </w:pPr>
           </w:p>
@@ -2074,7 +2244,7 @@
                 <w:rFonts w:eastAsiaTheme="minorHAnsi"/>
                 <w:sz w:val="20"/>
                 <w:szCs w:val="20"/>
-                <w:lang w:eastAsia="en-US"/>
+                <w:lang w:val="en-US" w:eastAsia="en-US"/>
               </w:rPr>
             </w:pPr>
           </w:p>
@@ -2091,7 +2261,7 @@
                 <w:rFonts w:eastAsiaTheme="minorHAnsi"/>
                 <w:sz w:val="20"/>
                 <w:szCs w:val="20"/>
-                <w:lang w:eastAsia="en-US"/>
+                <w:lang w:val="en-US" w:eastAsia="en-US"/>
               </w:rPr>
             </w:pPr>
           </w:p>
@@ -2108,7 +2278,7 @@
                 <w:rFonts w:eastAsiaTheme="minorHAnsi"/>
                 <w:sz w:val="20"/>
                 <w:szCs w:val="20"/>
-                <w:lang w:eastAsia="en-US"/>
+                <w:lang w:val="en-US" w:eastAsia="en-US"/>
               </w:rPr>
             </w:pPr>
           </w:p>
@@ -2125,7 +2295,7 @@
                 <w:rFonts w:eastAsiaTheme="minorHAnsi"/>
                 <w:sz w:val="20"/>
                 <w:szCs w:val="20"/>
-                <w:lang w:eastAsia="en-US"/>
+                <w:lang w:val="en-US" w:eastAsia="en-US"/>
               </w:rPr>
             </w:pPr>
           </w:p>
@@ -2148,7 +2318,7 @@
                 <w:rFonts w:eastAsiaTheme="minorHAnsi"/>
                 <w:sz w:val="20"/>
                 <w:szCs w:val="20"/>
-                <w:lang w:eastAsia="en-US"/>
+                <w:lang w:val="en-US" w:eastAsia="en-US"/>
               </w:rPr>
             </w:pPr>
           </w:p>
@@ -2165,7 +2335,7 @@
                 <w:rFonts w:eastAsiaTheme="minorHAnsi"/>
                 <w:sz w:val="20"/>
                 <w:szCs w:val="20"/>
-                <w:lang w:eastAsia="en-US"/>
+                <w:lang w:val="en-US" w:eastAsia="en-US"/>
               </w:rPr>
             </w:pPr>
           </w:p>
@@ -2182,7 +2352,7 @@
                 <w:rFonts w:eastAsiaTheme="minorHAnsi"/>
                 <w:sz w:val="20"/>
                 <w:szCs w:val="20"/>
-                <w:lang w:eastAsia="en-US"/>
+                <w:lang w:val="en-US" w:eastAsia="en-US"/>
               </w:rPr>
             </w:pPr>
           </w:p>
@@ -2199,7 +2369,7 @@
                 <w:rFonts w:eastAsiaTheme="minorHAnsi"/>
                 <w:sz w:val="20"/>
                 <w:szCs w:val="20"/>
-                <w:lang w:eastAsia="en-US"/>
+                <w:lang w:val="en-US" w:eastAsia="en-US"/>
               </w:rPr>
             </w:pPr>
           </w:p>
@@ -2216,7 +2386,7 @@
                 <w:rFonts w:eastAsiaTheme="minorHAnsi"/>
                 <w:sz w:val="20"/>
                 <w:szCs w:val="20"/>
-                <w:lang w:eastAsia="en-US"/>
+                <w:lang w:val="en-US" w:eastAsia="en-US"/>
               </w:rPr>
             </w:pPr>
           </w:p>
@@ -2239,7 +2409,7 @@
                 <w:rFonts w:eastAsiaTheme="minorHAnsi"/>
                 <w:sz w:val="20"/>
                 <w:szCs w:val="20"/>
-                <w:lang w:eastAsia="en-US"/>
+                <w:lang w:val="en-US" w:eastAsia="en-US"/>
               </w:rPr>
             </w:pPr>
           </w:p>
@@ -2256,7 +2426,7 @@
                 <w:rFonts w:eastAsiaTheme="minorHAnsi"/>
                 <w:sz w:val="20"/>
                 <w:szCs w:val="20"/>
-                <w:lang w:eastAsia="en-US"/>
+                <w:lang w:val="en-US" w:eastAsia="en-US"/>
               </w:rPr>
             </w:pPr>
           </w:p>
@@ -2273,7 +2443,7 @@
                 <w:rFonts w:eastAsiaTheme="minorHAnsi"/>
                 <w:sz w:val="20"/>
                 <w:szCs w:val="20"/>
-                <w:lang w:eastAsia="en-US"/>
+                <w:lang w:val="en-US" w:eastAsia="en-US"/>
               </w:rPr>
             </w:pPr>
           </w:p>
@@ -2290,7 +2460,7 @@
                 <w:rFonts w:eastAsiaTheme="minorHAnsi"/>
                 <w:sz w:val="20"/>
                 <w:szCs w:val="20"/>
-                <w:lang w:eastAsia="en-US"/>
+                <w:lang w:val="en-US" w:eastAsia="en-US"/>
               </w:rPr>
             </w:pPr>
           </w:p>
@@ -2307,7 +2477,7 @@
                 <w:rFonts w:eastAsiaTheme="minorHAnsi"/>
                 <w:sz w:val="20"/>
                 <w:szCs w:val="20"/>
-                <w:lang w:eastAsia="en-US"/>
+                <w:lang w:val="en-US" w:eastAsia="en-US"/>
               </w:rPr>
             </w:pPr>
           </w:p>
@@ -2330,7 +2500,7 @@
                 <w:rFonts w:eastAsiaTheme="minorHAnsi"/>
                 <w:sz w:val="20"/>
                 <w:szCs w:val="20"/>
-                <w:lang w:eastAsia="en-US"/>
+                <w:lang w:val="en-US" w:eastAsia="en-US"/>
               </w:rPr>
             </w:pPr>
           </w:p>
@@ -2347,7 +2517,7 @@
                 <w:rFonts w:eastAsiaTheme="minorHAnsi"/>
                 <w:sz w:val="20"/>
                 <w:szCs w:val="20"/>
-                <w:lang w:eastAsia="en-US"/>
+                <w:lang w:val="en-US" w:eastAsia="en-US"/>
               </w:rPr>
             </w:pPr>
           </w:p>
@@ -2364,7 +2534,7 @@
                 <w:rFonts w:eastAsiaTheme="minorHAnsi"/>
                 <w:sz w:val="20"/>
                 <w:szCs w:val="20"/>
-                <w:lang w:eastAsia="en-US"/>
+                <w:lang w:val="en-US" w:eastAsia="en-US"/>
               </w:rPr>
             </w:pPr>
           </w:p>
@@ -2381,7 +2551,7 @@
                 <w:rFonts w:eastAsiaTheme="minorHAnsi"/>
                 <w:sz w:val="20"/>
                 <w:szCs w:val="20"/>
-                <w:lang w:eastAsia="en-US"/>
+                <w:lang w:val="en-US" w:eastAsia="en-US"/>
               </w:rPr>
             </w:pPr>
           </w:p>
@@ -2398,7 +2568,7 @@
                 <w:rFonts w:eastAsiaTheme="minorHAnsi"/>
                 <w:sz w:val="20"/>
                 <w:szCs w:val="20"/>
-                <w:lang w:eastAsia="en-US"/>
+                <w:lang w:val="en-US" w:eastAsia="en-US"/>
               </w:rPr>
             </w:pPr>
           </w:p>
@@ -2421,7 +2591,7 @@
                 <w:rFonts w:eastAsiaTheme="minorHAnsi"/>
                 <w:sz w:val="20"/>
                 <w:szCs w:val="20"/>
-                <w:lang w:eastAsia="en-US"/>
+                <w:lang w:val="en-US" w:eastAsia="en-US"/>
               </w:rPr>
             </w:pPr>
           </w:p>
@@ -2438,7 +2608,7 @@
                 <w:rFonts w:eastAsiaTheme="minorHAnsi"/>
                 <w:sz w:val="20"/>
                 <w:szCs w:val="20"/>
-                <w:lang w:eastAsia="en-US"/>
+                <w:lang w:val="en-US" w:eastAsia="en-US"/>
               </w:rPr>
             </w:pPr>
           </w:p>
@@ -2455,7 +2625,7 @@
                 <w:rFonts w:eastAsiaTheme="minorHAnsi"/>
                 <w:sz w:val="20"/>
                 <w:szCs w:val="20"/>
-                <w:lang w:eastAsia="en-US"/>
+                <w:lang w:val="en-US" w:eastAsia="en-US"/>
               </w:rPr>
             </w:pPr>
           </w:p>
@@ -2472,7 +2642,7 @@
                 <w:rFonts w:eastAsiaTheme="minorHAnsi"/>
                 <w:sz w:val="20"/>
                 <w:szCs w:val="20"/>
-                <w:lang w:eastAsia="en-US"/>
+                <w:lang w:val="en-US" w:eastAsia="en-US"/>
               </w:rPr>
             </w:pPr>
           </w:p>
@@ -2489,7 +2659,7 @@
                 <w:rFonts w:eastAsiaTheme="minorHAnsi"/>
                 <w:sz w:val="20"/>
                 <w:szCs w:val="20"/>
-                <w:lang w:eastAsia="en-US"/>
+                <w:lang w:val="en-US" w:eastAsia="en-US"/>
               </w:rPr>
             </w:pPr>
           </w:p>
@@ -2512,7 +2682,7 @@
                 <w:rFonts w:eastAsiaTheme="minorHAnsi"/>
                 <w:sz w:val="20"/>
                 <w:szCs w:val="20"/>
-                <w:lang w:eastAsia="en-US"/>
+                <w:lang w:val="en-US" w:eastAsia="en-US"/>
               </w:rPr>
             </w:pPr>
           </w:p>
@@ -2529,7 +2699,7 @@
                 <w:rFonts w:eastAsiaTheme="minorHAnsi"/>
                 <w:sz w:val="20"/>
                 <w:szCs w:val="20"/>
-                <w:lang w:eastAsia="en-US"/>
+                <w:lang w:val="en-US" w:eastAsia="en-US"/>
               </w:rPr>
             </w:pPr>
           </w:p>
@@ -2546,7 +2716,7 @@
                 <w:rFonts w:eastAsiaTheme="minorHAnsi"/>
                 <w:sz w:val="20"/>
                 <w:szCs w:val="20"/>
-                <w:lang w:eastAsia="en-US"/>
+                <w:lang w:val="en-US" w:eastAsia="en-US"/>
               </w:rPr>
             </w:pPr>
           </w:p>
@@ -2563,7 +2733,7 @@
                 <w:rFonts w:eastAsiaTheme="minorHAnsi"/>
                 <w:sz w:val="20"/>
                 <w:szCs w:val="20"/>
-                <w:lang w:eastAsia="en-US"/>
+                <w:lang w:val="en-US" w:eastAsia="en-US"/>
               </w:rPr>
             </w:pPr>
           </w:p>
@@ -2580,7 +2750,7 @@
                 <w:rFonts w:eastAsiaTheme="minorHAnsi"/>
                 <w:sz w:val="20"/>
                 <w:szCs w:val="20"/>
-                <w:lang w:eastAsia="en-US"/>
+                <w:lang w:val="en-US" w:eastAsia="en-US"/>
               </w:rPr>
             </w:pPr>
           </w:p>
@@ -2603,7 +2773,7 @@
                 <w:rFonts w:eastAsiaTheme="minorHAnsi"/>
                 <w:sz w:val="20"/>
                 <w:szCs w:val="20"/>
-                <w:lang w:eastAsia="en-US"/>
+                <w:lang w:val="en-US" w:eastAsia="en-US"/>
               </w:rPr>
             </w:pPr>
           </w:p>
@@ -2620,7 +2790,7 @@
                 <w:rFonts w:eastAsiaTheme="minorHAnsi"/>
                 <w:sz w:val="20"/>
                 <w:szCs w:val="20"/>
-                <w:lang w:eastAsia="en-US"/>
+                <w:lang w:val="en-US" w:eastAsia="en-US"/>
               </w:rPr>
             </w:pPr>
           </w:p>
@@ -2637,7 +2807,7 @@
                 <w:rFonts w:eastAsiaTheme="minorHAnsi"/>
                 <w:sz w:val="20"/>
                 <w:szCs w:val="20"/>
-                <w:lang w:eastAsia="en-US"/>
+                <w:lang w:val="en-US" w:eastAsia="en-US"/>
               </w:rPr>
             </w:pPr>
           </w:p>
@@ -2654,7 +2824,7 @@
                 <w:rFonts w:eastAsiaTheme="minorHAnsi"/>
                 <w:sz w:val="20"/>
                 <w:szCs w:val="20"/>
-                <w:lang w:eastAsia="en-US"/>
+                <w:lang w:val="en-US" w:eastAsia="en-US"/>
               </w:rPr>
             </w:pPr>
           </w:p>
@@ -2671,7 +2841,7 @@
                 <w:rFonts w:eastAsiaTheme="minorHAnsi"/>
                 <w:sz w:val="20"/>
                 <w:szCs w:val="20"/>
-                <w:lang w:eastAsia="en-US"/>
+                <w:lang w:val="en-US" w:eastAsia="en-US"/>
               </w:rPr>
             </w:pPr>
           </w:p>
@@ -2694,7 +2864,7 @@
                 <w:rFonts w:eastAsiaTheme="minorHAnsi"/>
                 <w:sz w:val="20"/>
                 <w:szCs w:val="20"/>
-                <w:lang w:eastAsia="en-US"/>
+                <w:lang w:val="en-US" w:eastAsia="en-US"/>
               </w:rPr>
             </w:pPr>
           </w:p>
@@ -2711,7 +2881,7 @@
                 <w:rFonts w:eastAsiaTheme="minorHAnsi"/>
                 <w:sz w:val="20"/>
                 <w:szCs w:val="20"/>
-                <w:lang w:eastAsia="en-US"/>
+                <w:lang w:val="en-US" w:eastAsia="en-US"/>
               </w:rPr>
             </w:pPr>
           </w:p>
@@ -2728,7 +2898,7 @@
                 <w:rFonts w:eastAsiaTheme="minorHAnsi"/>
                 <w:sz w:val="20"/>
                 <w:szCs w:val="20"/>
-                <w:lang w:eastAsia="en-US"/>
+                <w:lang w:val="en-US" w:eastAsia="en-US"/>
               </w:rPr>
             </w:pPr>
           </w:p>
@@ -2745,7 +2915,7 @@
                 <w:rFonts w:eastAsiaTheme="minorHAnsi"/>
                 <w:sz w:val="20"/>
                 <w:szCs w:val="20"/>
-                <w:lang w:eastAsia="en-US"/>
+                <w:lang w:val="en-US" w:eastAsia="en-US"/>
               </w:rPr>
             </w:pPr>
           </w:p>
@@ -2762,7 +2932,7 @@
                 <w:rFonts w:eastAsiaTheme="minorHAnsi"/>
                 <w:sz w:val="20"/>
                 <w:szCs w:val="20"/>
-                <w:lang w:eastAsia="en-US"/>
+                <w:lang w:val="en-US" w:eastAsia="en-US"/>
               </w:rPr>
             </w:pPr>
           </w:p>
@@ -2785,7 +2955,7 @@
                 <w:rFonts w:eastAsiaTheme="minorHAnsi"/>
                 <w:sz w:val="20"/>
                 <w:szCs w:val="20"/>
-                <w:lang w:eastAsia="en-US"/>
+                <w:lang w:val="en-US" w:eastAsia="en-US"/>
               </w:rPr>
             </w:pPr>
           </w:p>
@@ -2802,7 +2972,7 @@
                 <w:rFonts w:eastAsiaTheme="minorHAnsi"/>
                 <w:sz w:val="20"/>
                 <w:szCs w:val="20"/>
-                <w:lang w:eastAsia="en-US"/>
+                <w:lang w:val="en-US" w:eastAsia="en-US"/>
               </w:rPr>
             </w:pPr>
           </w:p>
@@ -2819,7 +2989,7 @@
                 <w:rFonts w:eastAsiaTheme="minorHAnsi"/>
                 <w:sz w:val="20"/>
                 <w:szCs w:val="20"/>
-                <w:lang w:eastAsia="en-US"/>
+                <w:lang w:val="en-US" w:eastAsia="en-US"/>
               </w:rPr>
             </w:pPr>
           </w:p>
@@ -2836,7 +3006,7 @@
                 <w:rFonts w:eastAsiaTheme="minorHAnsi"/>
                 <w:sz w:val="20"/>
                 <w:szCs w:val="20"/>
-                <w:lang w:eastAsia="en-US"/>
+                <w:lang w:val="en-US" w:eastAsia="en-US"/>
               </w:rPr>
             </w:pPr>
           </w:p>
@@ -2853,7 +3023,7 @@
                 <w:rFonts w:eastAsiaTheme="minorHAnsi"/>
                 <w:sz w:val="20"/>
                 <w:szCs w:val="20"/>
-                <w:lang w:eastAsia="en-US"/>
+                <w:lang w:val="en-US" w:eastAsia="en-US"/>
               </w:rPr>
             </w:pPr>
           </w:p>
@@ -2876,7 +3046,7 @@
                 <w:rFonts w:eastAsiaTheme="minorHAnsi"/>
                 <w:sz w:val="20"/>
                 <w:szCs w:val="20"/>
-                <w:lang w:eastAsia="en-US"/>
+                <w:lang w:val="en-US" w:eastAsia="en-US"/>
               </w:rPr>
             </w:pPr>
           </w:p>
@@ -2893,7 +3063,7 @@
                 <w:rFonts w:eastAsiaTheme="minorHAnsi"/>
                 <w:sz w:val="20"/>
                 <w:szCs w:val="20"/>
-                <w:lang w:eastAsia="en-US"/>
+                <w:lang w:val="en-US" w:eastAsia="en-US"/>
               </w:rPr>
             </w:pPr>
           </w:p>
@@ -2910,7 +3080,7 @@
                 <w:rFonts w:eastAsiaTheme="minorHAnsi"/>
                 <w:sz w:val="20"/>
                 <w:szCs w:val="20"/>
-                <w:lang w:eastAsia="en-US"/>
+                <w:lang w:val="en-US" w:eastAsia="en-US"/>
               </w:rPr>
             </w:pPr>
           </w:p>
@@ -2927,7 +3097,7 @@
                 <w:rFonts w:eastAsiaTheme="minorHAnsi"/>
                 <w:sz w:val="20"/>
                 <w:szCs w:val="20"/>
-                <w:lang w:eastAsia="en-US"/>
+                <w:lang w:val="en-US" w:eastAsia="en-US"/>
               </w:rPr>
             </w:pPr>
           </w:p>
@@ -2944,7 +3114,7 @@
                 <w:rFonts w:eastAsiaTheme="minorHAnsi"/>
                 <w:sz w:val="20"/>
                 <w:szCs w:val="20"/>
-                <w:lang w:eastAsia="en-US"/>
+                <w:lang w:val="en-US" w:eastAsia="en-US"/>
               </w:rPr>
             </w:pPr>
           </w:p>
@@ -2967,7 +3137,7 @@
                 <w:rFonts w:eastAsiaTheme="minorHAnsi"/>
                 <w:sz w:val="20"/>
                 <w:szCs w:val="20"/>
-                <w:lang w:eastAsia="en-US"/>
+                <w:lang w:val="en-US" w:eastAsia="en-US"/>
               </w:rPr>
             </w:pPr>
           </w:p>
@@ -2984,7 +3154,7 @@
                 <w:rFonts w:eastAsiaTheme="minorHAnsi"/>
                 <w:sz w:val="20"/>
                 <w:szCs w:val="20"/>
-                <w:lang w:eastAsia="en-US"/>
+                <w:lang w:val="en-US" w:eastAsia="en-US"/>
               </w:rPr>
             </w:pPr>
           </w:p>
@@ -3001,7 +3171,7 @@
                 <w:rFonts w:eastAsiaTheme="minorHAnsi"/>
                 <w:sz w:val="20"/>
                 <w:szCs w:val="20"/>
-                <w:lang w:eastAsia="en-US"/>
+                <w:lang w:val="en-US" w:eastAsia="en-US"/>
               </w:rPr>
             </w:pPr>
           </w:p>
@@ -3018,7 +3188,7 @@
                 <w:rFonts w:eastAsiaTheme="minorHAnsi"/>
                 <w:sz w:val="20"/>
                 <w:szCs w:val="20"/>
-                <w:lang w:eastAsia="en-US"/>
+                <w:lang w:val="en-US" w:eastAsia="en-US"/>
               </w:rPr>
             </w:pPr>
           </w:p>
@@ -3035,7 +3205,7 @@
                 <w:rFonts w:eastAsiaTheme="minorHAnsi"/>
                 <w:sz w:val="20"/>
                 <w:szCs w:val="20"/>
-                <w:lang w:eastAsia="en-US"/>
+                <w:lang w:val="en-US" w:eastAsia="en-US"/>
               </w:rPr>
             </w:pPr>
           </w:p>
@@ -3058,7 +3228,7 @@
                 <w:rFonts w:eastAsiaTheme="minorHAnsi"/>
                 <w:sz w:val="20"/>
                 <w:szCs w:val="20"/>
-                <w:lang w:eastAsia="en-US"/>
+                <w:lang w:val="en-US" w:eastAsia="en-US"/>
               </w:rPr>
             </w:pPr>
           </w:p>
@@ -3075,7 +3245,7 @@
                 <w:rFonts w:eastAsiaTheme="minorHAnsi"/>
                 <w:sz w:val="20"/>
                 <w:szCs w:val="20"/>
-                <w:lang w:eastAsia="en-US"/>
+                <w:lang w:val="en-US" w:eastAsia="en-US"/>
               </w:rPr>
             </w:pPr>
           </w:p>
@@ -3092,7 +3262,7 @@
                 <w:rFonts w:eastAsiaTheme="minorHAnsi"/>
                 <w:sz w:val="20"/>
                 <w:szCs w:val="20"/>
-                <w:lang w:eastAsia="en-US"/>
+                <w:lang w:val="en-US" w:eastAsia="en-US"/>
               </w:rPr>
             </w:pPr>
           </w:p>
@@ -3109,7 +3279,7 @@
                 <w:rFonts w:eastAsiaTheme="minorHAnsi"/>
                 <w:sz w:val="20"/>
                 <w:szCs w:val="20"/>
-                <w:lang w:eastAsia="en-US"/>
+                <w:lang w:val="en-US" w:eastAsia="en-US"/>
               </w:rPr>
             </w:pPr>
           </w:p>
@@ -3126,7 +3296,7 @@
                 <w:rFonts w:eastAsiaTheme="minorHAnsi"/>
                 <w:sz w:val="20"/>
                 <w:szCs w:val="20"/>
-                <w:lang w:eastAsia="en-US"/>
+                <w:lang w:val="en-US" w:eastAsia="en-US"/>
               </w:rPr>
             </w:pPr>
           </w:p>
@@ -3149,7 +3319,7 @@
                 <w:rFonts w:eastAsiaTheme="minorHAnsi"/>
                 <w:sz w:val="20"/>
                 <w:szCs w:val="20"/>
-                <w:lang w:eastAsia="en-US"/>
+                <w:lang w:val="en-US" w:eastAsia="en-US"/>
               </w:rPr>
             </w:pPr>
           </w:p>
@@ -3166,7 +3336,7 @@
                 <w:rFonts w:eastAsiaTheme="minorHAnsi"/>
                 <w:sz w:val="20"/>
                 <w:szCs w:val="20"/>
-                <w:lang w:eastAsia="en-US"/>
+                <w:lang w:val="en-US" w:eastAsia="en-US"/>
               </w:rPr>
             </w:pPr>
           </w:p>
@@ -3183,7 +3353,7 @@
                 <w:rFonts w:eastAsiaTheme="minorHAnsi"/>
                 <w:sz w:val="20"/>
                 <w:szCs w:val="20"/>
-                <w:lang w:eastAsia="en-US"/>
+                <w:lang w:val="en-US" w:eastAsia="en-US"/>
               </w:rPr>
             </w:pPr>
           </w:p>
@@ -3200,7 +3370,7 @@
                 <w:rFonts w:eastAsiaTheme="minorHAnsi"/>
                 <w:sz w:val="20"/>
                 <w:szCs w:val="20"/>
-                <w:lang w:eastAsia="en-US"/>
+                <w:lang w:val="en-US" w:eastAsia="en-US"/>
               </w:rPr>
             </w:pPr>
           </w:p>
@@ -3217,7 +3387,7 @@
                 <w:rFonts w:eastAsiaTheme="minorHAnsi"/>
                 <w:sz w:val="20"/>
                 <w:szCs w:val="20"/>
-                <w:lang w:eastAsia="en-US"/>
+                <w:lang w:val="en-US" w:eastAsia="en-US"/>
               </w:rPr>
             </w:pPr>
           </w:p>
@@ -3240,7 +3410,7 @@
                 <w:rFonts w:eastAsiaTheme="minorHAnsi"/>
                 <w:sz w:val="20"/>
                 <w:szCs w:val="20"/>
-                <w:lang w:eastAsia="en-US"/>
+                <w:lang w:val="en-US" w:eastAsia="en-US"/>
               </w:rPr>
             </w:pPr>
           </w:p>
@@ -3257,7 +3427,7 @@
                 <w:rFonts w:eastAsiaTheme="minorHAnsi"/>
                 <w:sz w:val="20"/>
                 <w:szCs w:val="20"/>
-                <w:lang w:eastAsia="en-US"/>
+                <w:lang w:val="en-US" w:eastAsia="en-US"/>
               </w:rPr>
             </w:pPr>
           </w:p>
@@ -3274,7 +3444,7 @@
                 <w:rFonts w:eastAsiaTheme="minorHAnsi"/>
                 <w:sz w:val="20"/>
                 <w:szCs w:val="20"/>
-                <w:lang w:eastAsia="en-US"/>
+                <w:lang w:val="en-US" w:eastAsia="en-US"/>
               </w:rPr>
             </w:pPr>
           </w:p>
@@ -3291,7 +3461,7 @@
                 <w:rFonts w:eastAsiaTheme="minorHAnsi"/>
                 <w:sz w:val="20"/>
                 <w:szCs w:val="20"/>
-                <w:lang w:eastAsia="en-US"/>
+                <w:lang w:val="en-US" w:eastAsia="en-US"/>
               </w:rPr>
             </w:pPr>
           </w:p>
@@ -3308,7 +3478,7 @@
                 <w:rFonts w:eastAsiaTheme="minorHAnsi"/>
                 <w:sz w:val="20"/>
                 <w:szCs w:val="20"/>
-                <w:lang w:eastAsia="en-US"/>
+                <w:lang w:val="en-US" w:eastAsia="en-US"/>
               </w:rPr>
             </w:pPr>
           </w:p>
@@ -3331,7 +3501,7 @@
                 <w:rFonts w:eastAsiaTheme="minorHAnsi"/>
                 <w:sz w:val="20"/>
                 <w:szCs w:val="20"/>
-                <w:lang w:eastAsia="en-US"/>
+                <w:lang w:val="en-US" w:eastAsia="en-US"/>
               </w:rPr>
             </w:pPr>
           </w:p>
@@ -3348,7 +3518,7 @@
                 <w:rFonts w:eastAsiaTheme="minorHAnsi"/>
                 <w:sz w:val="20"/>
                 <w:szCs w:val="20"/>
-                <w:lang w:eastAsia="en-US"/>
+                <w:lang w:val="en-US" w:eastAsia="en-US"/>
               </w:rPr>
             </w:pPr>
           </w:p>
@@ -3365,7 +3535,7 @@
                 <w:rFonts w:eastAsiaTheme="minorHAnsi"/>
                 <w:sz w:val="20"/>
                 <w:szCs w:val="20"/>
-                <w:lang w:eastAsia="en-US"/>
+                <w:lang w:val="en-US" w:eastAsia="en-US"/>
               </w:rPr>
             </w:pPr>
           </w:p>
@@ -3382,7 +3552,7 @@
                 <w:rFonts w:eastAsiaTheme="minorHAnsi"/>
                 <w:sz w:val="20"/>
                 <w:szCs w:val="20"/>
-                <w:lang w:eastAsia="en-US"/>
+                <w:lang w:val="en-US" w:eastAsia="en-US"/>
               </w:rPr>
             </w:pPr>
           </w:p>
@@ -3399,7 +3569,7 @@
                 <w:rFonts w:eastAsiaTheme="minorHAnsi"/>
                 <w:sz w:val="20"/>
                 <w:szCs w:val="20"/>
-                <w:lang w:eastAsia="en-US"/>
+                <w:lang w:val="en-US" w:eastAsia="en-US"/>
               </w:rPr>
             </w:pPr>
           </w:p>
@@ -3422,7 +3592,7 @@
                 <w:rFonts w:eastAsiaTheme="minorHAnsi"/>
                 <w:sz w:val="20"/>
                 <w:szCs w:val="20"/>
-                <w:lang w:eastAsia="en-US"/>
+                <w:lang w:val="en-US" w:eastAsia="en-US"/>
               </w:rPr>
             </w:pPr>
           </w:p>
@@ -3439,7 +3609,7 @@
                 <w:rFonts w:eastAsiaTheme="minorHAnsi"/>
                 <w:sz w:val="20"/>
                 <w:szCs w:val="20"/>
-                <w:lang w:eastAsia="en-US"/>
+                <w:lang w:val="en-US" w:eastAsia="en-US"/>
               </w:rPr>
             </w:pPr>
           </w:p>
@@ -3456,7 +3626,7 @@
                 <w:rFonts w:eastAsiaTheme="minorHAnsi"/>
                 <w:sz w:val="20"/>
                 <w:szCs w:val="20"/>
-                <w:lang w:eastAsia="en-US"/>
+                <w:lang w:val="en-US" w:eastAsia="en-US"/>
               </w:rPr>
             </w:pPr>
           </w:p>
@@ -3473,7 +3643,7 @@
                 <w:rFonts w:eastAsiaTheme="minorHAnsi"/>
                 <w:sz w:val="20"/>
                 <w:szCs w:val="20"/>
-                <w:lang w:eastAsia="en-US"/>
+                <w:lang w:val="en-US" w:eastAsia="en-US"/>
               </w:rPr>
             </w:pPr>
           </w:p>
@@ -3490,7 +3660,7 @@
                 <w:rFonts w:eastAsiaTheme="minorHAnsi"/>
                 <w:sz w:val="20"/>
                 <w:szCs w:val="20"/>
-                <w:lang w:eastAsia="en-US"/>
+                <w:lang w:val="en-US" w:eastAsia="en-US"/>
               </w:rPr>
             </w:pPr>
           </w:p>
@@ -3513,7 +3683,7 @@
                 <w:rFonts w:eastAsiaTheme="minorHAnsi"/>
                 <w:sz w:val="20"/>
                 <w:szCs w:val="20"/>
-                <w:lang w:eastAsia="en-US"/>
+                <w:lang w:val="en-US" w:eastAsia="en-US"/>
               </w:rPr>
             </w:pPr>
           </w:p>
@@ -3530,7 +3700,7 @@
                 <w:rFonts w:eastAsiaTheme="minorHAnsi"/>
                 <w:sz w:val="20"/>
                 <w:szCs w:val="20"/>
-                <w:lang w:eastAsia="en-US"/>
+                <w:lang w:val="en-US" w:eastAsia="en-US"/>
               </w:rPr>
             </w:pPr>
           </w:p>
@@ -3547,7 +3717,7 @@
                 <w:rFonts w:eastAsiaTheme="minorHAnsi"/>
                 <w:sz w:val="20"/>
                 <w:szCs w:val="20"/>
-                <w:lang w:eastAsia="en-US"/>
+                <w:lang w:val="en-US" w:eastAsia="en-US"/>
               </w:rPr>
             </w:pPr>
           </w:p>
@@ -3564,7 +3734,7 @@
                 <w:rFonts w:eastAsiaTheme="minorHAnsi"/>
                 <w:sz w:val="20"/>
                 <w:szCs w:val="20"/>
-                <w:lang w:eastAsia="en-US"/>
+                <w:lang w:val="en-US" w:eastAsia="en-US"/>
               </w:rPr>
             </w:pPr>
           </w:p>
@@ -3581,7 +3751,7 @@
                 <w:rFonts w:eastAsiaTheme="minorHAnsi"/>
                 <w:sz w:val="20"/>
                 <w:szCs w:val="20"/>
-                <w:lang w:eastAsia="en-US"/>
+                <w:lang w:val="en-US" w:eastAsia="en-US"/>
               </w:rPr>
             </w:pPr>
           </w:p>
@@ -3604,7 +3774,7 @@
                 <w:rFonts w:eastAsiaTheme="minorHAnsi"/>
                 <w:sz w:val="20"/>
                 <w:szCs w:val="20"/>
-                <w:lang w:eastAsia="en-US"/>
+                <w:lang w:val="en-US" w:eastAsia="en-US"/>
               </w:rPr>
             </w:pPr>
           </w:p>
@@ -3621,7 +3791,7 @@
                 <w:rFonts w:eastAsiaTheme="minorHAnsi"/>
                 <w:sz w:val="20"/>
                 <w:szCs w:val="20"/>
-                <w:lang w:eastAsia="en-US"/>
+                <w:lang w:val="en-US" w:eastAsia="en-US"/>
               </w:rPr>
             </w:pPr>
           </w:p>
@@ -3638,7 +3808,7 @@
                 <w:rFonts w:eastAsiaTheme="minorHAnsi"/>
                 <w:sz w:val="20"/>
                 <w:szCs w:val="20"/>
-                <w:lang w:eastAsia="en-US"/>
+                <w:lang w:val="en-US" w:eastAsia="en-US"/>
               </w:rPr>
             </w:pPr>
           </w:p>
@@ -3655,7 +3825,7 @@
                 <w:rFonts w:eastAsiaTheme="minorHAnsi"/>
                 <w:sz w:val="20"/>
                 <w:szCs w:val="20"/>
-                <w:lang w:eastAsia="en-US"/>
+                <w:lang w:val="en-US" w:eastAsia="en-US"/>
               </w:rPr>
             </w:pPr>
           </w:p>
@@ -3672,7 +3842,7 @@
                 <w:rFonts w:eastAsiaTheme="minorHAnsi"/>
                 <w:sz w:val="20"/>
                 <w:szCs w:val="20"/>
-                <w:lang w:eastAsia="en-US"/>
+                <w:lang w:val="en-US" w:eastAsia="en-US"/>
               </w:rPr>
             </w:pPr>
           </w:p>
@@ -3695,7 +3865,7 @@
                 <w:rFonts w:eastAsiaTheme="minorHAnsi"/>
                 <w:sz w:val="20"/>
                 <w:szCs w:val="20"/>
-                <w:lang w:eastAsia="en-US"/>
+                <w:lang w:val="en-US" w:eastAsia="en-US"/>
               </w:rPr>
             </w:pPr>
           </w:p>
@@ -3712,7 +3882,7 @@
                 <w:rFonts w:eastAsiaTheme="minorHAnsi"/>
                 <w:sz w:val="20"/>
                 <w:szCs w:val="20"/>
-                <w:lang w:eastAsia="en-US"/>
+                <w:lang w:val="en-US" w:eastAsia="en-US"/>
               </w:rPr>
             </w:pPr>
           </w:p>
@@ -3729,7 +3899,7 @@
                 <w:rFonts w:eastAsiaTheme="minorHAnsi"/>
                 <w:sz w:val="20"/>
                 <w:szCs w:val="20"/>
-                <w:lang w:eastAsia="en-US"/>
+                <w:lang w:val="en-US" w:eastAsia="en-US"/>
               </w:rPr>
             </w:pPr>
           </w:p>
@@ -3746,7 +3916,7 @@
                 <w:rFonts w:eastAsiaTheme="minorHAnsi"/>
                 <w:sz w:val="20"/>
                 <w:szCs w:val="20"/>
-                <w:lang w:eastAsia="en-US"/>
+                <w:lang w:val="en-US" w:eastAsia="en-US"/>
               </w:rPr>
             </w:pPr>
           </w:p>
@@ -3763,7 +3933,7 @@
                 <w:rFonts w:eastAsiaTheme="minorHAnsi"/>
                 <w:sz w:val="20"/>
                 <w:szCs w:val="20"/>
-                <w:lang w:eastAsia="en-US"/>
+                <w:lang w:val="en-US" w:eastAsia="en-US"/>
               </w:rPr>
             </w:pPr>
           </w:p>
@@ -3786,7 +3956,7 @@
                 <w:rFonts w:eastAsiaTheme="minorHAnsi"/>
                 <w:sz w:val="20"/>
                 <w:szCs w:val="20"/>
-                <w:lang w:eastAsia="en-US"/>
+                <w:lang w:val="en-US" w:eastAsia="en-US"/>
               </w:rPr>
             </w:pPr>
           </w:p>
@@ -3803,7 +3973,7 @@
                 <w:rFonts w:eastAsiaTheme="minorHAnsi"/>
                 <w:sz w:val="20"/>
                 <w:szCs w:val="20"/>
-                <w:lang w:eastAsia="en-US"/>
+                <w:lang w:val="en-US" w:eastAsia="en-US"/>
               </w:rPr>
             </w:pPr>
           </w:p>
@@ -3820,7 +3990,7 @@
                 <w:rFonts w:eastAsiaTheme="minorHAnsi"/>
                 <w:sz w:val="20"/>
                 <w:szCs w:val="20"/>
-                <w:lang w:eastAsia="en-US"/>
+                <w:lang w:val="en-US" w:eastAsia="en-US"/>
               </w:rPr>
             </w:pPr>
           </w:p>
@@ -3837,7 +4007,7 @@
                 <w:rFonts w:eastAsiaTheme="minorHAnsi"/>
                 <w:sz w:val="20"/>
                 <w:szCs w:val="20"/>
-                <w:lang w:eastAsia="en-US"/>
+                <w:lang w:val="en-US" w:eastAsia="en-US"/>
               </w:rPr>
             </w:pPr>
           </w:p>
@@ -3854,15 +4024,27 @@
                 <w:rFonts w:eastAsiaTheme="minorHAnsi"/>
                 <w:sz w:val="20"/>
                 <w:szCs w:val="20"/>
-                <w:lang w:eastAsia="en-US"/>
+                <w:lang w:val="en-US" w:eastAsia="en-US"/>
               </w:rPr>
             </w:pPr>
           </w:p>
         </w:tc>
       </w:tr>
     </w:tbl>
-    <w:p/>
-    <w:p/>
+    <w:p>
+      <w:pPr>
+        <w:rPr>
+          <w:lang w:val="en-US"/>
+        </w:rPr>
+      </w:pPr>
+    </w:p>
+    <w:p>
+      <w:pPr>
+        <w:rPr>
+          <w:lang w:val="en-US"/>
+        </w:rPr>
+      </w:pPr>
+    </w:p>
     <w:sectPr>
       <w:headerReference w:type="default" r:id="rId6"/>
       <w:footerReference w:type="default" r:id="rId7"/>

--- a/Demande d'intervention.docx
+++ b/Demande d'intervention.docx
@@ -237,7 +237,7 @@
                 <w:szCs w:val="20"/>
                 <w:lang w:val="en-US" w:eastAsia="en-US"/>
               </w:rPr>
-              <w:t>{% for item in TRAVAUX</w:t>
+              <w:t>{% for item in TRAVAUX %}</w:t>
             </w:r>
           </w:p>
           <w:p>
@@ -257,7 +257,7 @@
                 <w:szCs w:val="20"/>
                 <w:lang w:val="en-US" w:eastAsia="en-US"/>
               </w:rPr>
-              <w:t>%}</w:t>
+              <w:br/>
             </w:r>
           </w:p>
           <w:p>
@@ -280,6 +280,17 @@
               <w:t>{{ DATE }}</w:t>
             </w:r>
           </w:p>
+          <w:p>
+            <w:pPr>
+              <w:jc w:val="center"/>
+              <w:rPr>
+                <w:rFonts w:eastAsiaTheme="minorHAnsi"/>
+                <w:sz w:val="20"/>
+                <w:szCs w:val="20"/>
+                <w:lang w:val="en-US" w:eastAsia="en-US"/>
+              </w:rPr>
+            </w:pPr>
+          </w:p>
         </w:tc>
         <w:tc>
           <w:tcPr>
@@ -291,42 +302,30 @@
               <w:pStyle w:val="CTableau-Inter"/>
               <w:jc w:val="center"/>
               <w:rPr>
-                <w:rFonts w:ascii="Times New Roman" w:eastAsia="Times New Roman" w:hAnsi="Times New Roman" w:cs="Times New Roman"/>
-                <w:color w:val="auto"/>
-                <w:sz w:val="20"/>
-                <w:szCs w:val="20"/>
-                <w:lang w:val="en-US" w:eastAsia="fr-FR"/>
+                <w:sz w:val="20"/>
+                <w:szCs w:val="20"/>
               </w:rPr>
             </w:pPr>
             <w:r>
               <w:rPr>
-                <w:rFonts w:ascii="Times New Roman" w:eastAsia="Times New Roman" w:hAnsi="Times New Roman" w:cs="Times New Roman"/>
-                <w:color w:val="auto"/>
-                <w:sz w:val="20"/>
-                <w:szCs w:val="20"/>
-                <w:lang w:val="en-US" w:eastAsia="fr-FR"/>
+                <w:sz w:val="20"/>
+                <w:szCs w:val="20"/>
               </w:rPr>
               <w:t xml:space="preserve">{{ </w:t>
             </w:r>
             <w:proofErr w:type="spellStart"/>
             <w:r>
               <w:rPr>
-                <w:rFonts w:ascii="Times New Roman" w:eastAsia="Times New Roman" w:hAnsi="Times New Roman" w:cs="Times New Roman"/>
-                <w:color w:val="auto"/>
-                <w:sz w:val="20"/>
-                <w:szCs w:val="20"/>
-                <w:lang w:val="en-US" w:eastAsia="fr-FR"/>
+                <w:sz w:val="20"/>
+                <w:szCs w:val="20"/>
               </w:rPr>
               <w:t>item.NATURE</w:t>
             </w:r>
             <w:proofErr w:type="spellEnd"/>
             <w:r>
               <w:rPr>
-                <w:rFonts w:ascii="Times New Roman" w:eastAsia="Times New Roman" w:hAnsi="Times New Roman" w:cs="Times New Roman"/>
-                <w:color w:val="auto"/>
-                <w:sz w:val="20"/>
-                <w:szCs w:val="20"/>
-                <w:lang w:val="en-US" w:eastAsia="fr-FR"/>
+                <w:sz w:val="20"/>
+                <w:szCs w:val="20"/>
               </w:rPr>
               <w:t xml:space="preserve"> }}</w:t>
             </w:r>
@@ -336,75 +335,172 @@
               <w:pStyle w:val="CTableau-Inter"/>
               <w:jc w:val="center"/>
               <w:rPr>
-                <w:rFonts w:ascii="Times New Roman" w:eastAsia="Times New Roman" w:hAnsi="Times New Roman" w:cs="Times New Roman"/>
-                <w:color w:val="auto"/>
-                <w:sz w:val="20"/>
-                <w:szCs w:val="20"/>
-                <w:lang w:val="en-US" w:eastAsia="fr-FR"/>
+                <w:sz w:val="20"/>
+                <w:szCs w:val="20"/>
               </w:rPr>
             </w:pPr>
             <w:r>
               <w:rPr>
-                <w:rFonts w:ascii="Times New Roman" w:eastAsia="Times New Roman" w:hAnsi="Times New Roman" w:cs="Times New Roman"/>
-                <w:color w:val="auto"/>
-                <w:sz w:val="20"/>
-                <w:szCs w:val="20"/>
-                <w:lang w:val="en-US" w:eastAsia="fr-FR"/>
-              </w:rPr>
-              <w:t>{{ item.ACTIVITE }}</w:t>
+                <w:sz w:val="20"/>
+                <w:szCs w:val="20"/>
+              </w:rPr>
+              <w:br/>
             </w:r>
           </w:p>
-        </w:tc>
-        <w:tc>
-          <w:tcPr>
-            <w:tcW w:w="3580" w:type="dxa"/>
-            <w:vAlign w:val="center"/>
-          </w:tcPr>
           <w:p>
             <w:pPr>
               <w:pStyle w:val="CTableau-Inter"/>
               <w:jc w:val="center"/>
               <w:rPr>
-                <w:rFonts w:ascii="Times New Roman" w:eastAsia="Times New Roman" w:hAnsi="Times New Roman" w:cs="Times New Roman"/>
-                <w:color w:val="auto"/>
-                <w:sz w:val="20"/>
-                <w:szCs w:val="20"/>
-                <w:lang w:val="en-US" w:eastAsia="fr-FR"/>
+                <w:sz w:val="20"/>
+                <w:szCs w:val="20"/>
               </w:rPr>
             </w:pPr>
             <w:r>
               <w:rPr>
-                <w:rFonts w:ascii="Times New Roman" w:eastAsia="Times New Roman" w:hAnsi="Times New Roman" w:cs="Times New Roman"/>
-                <w:color w:val="auto"/>
-                <w:sz w:val="20"/>
-                <w:szCs w:val="20"/>
-                <w:lang w:val="en-US" w:eastAsia="fr-FR"/>
+                <w:sz w:val="20"/>
+                <w:szCs w:val="20"/>
               </w:rPr>
               <w:t xml:space="preserve">{{ </w:t>
             </w:r>
             <w:proofErr w:type="spellStart"/>
             <w:r>
               <w:rPr>
+                <w:sz w:val="20"/>
+                <w:szCs w:val="20"/>
+              </w:rPr>
+              <w:t>item.ACTIVITE</w:t>
+            </w:r>
+            <w:proofErr w:type="spellEnd"/>
+            <w:r>
+              <w:rPr>
+                <w:sz w:val="20"/>
+                <w:szCs w:val="20"/>
+              </w:rPr>
+              <w:t xml:space="preserve"> }}</w:t>
+            </w:r>
+          </w:p>
+          <w:p>
+            <w:pPr>
+              <w:pStyle w:val="CTableau-Inter"/>
+              <w:jc w:val="center"/>
+              <w:rPr>
                 <w:rFonts w:ascii="Times New Roman" w:eastAsia="Times New Roman" w:hAnsi="Times New Roman" w:cs="Times New Roman"/>
                 <w:color w:val="auto"/>
                 <w:sz w:val="20"/>
                 <w:szCs w:val="20"/>
                 <w:lang w:val="en-US" w:eastAsia="fr-FR"/>
+              </w:rPr>
+            </w:pPr>
+          </w:p>
+        </w:tc>
+        <w:tc>
+          <w:tcPr>
+            <w:tcW w:w="3580" w:type="dxa"/>
+            <w:vAlign w:val="center"/>
+          </w:tcPr>
+          <w:p>
+            <w:pPr>
+              <w:pStyle w:val="CTableau-Inter"/>
+              <w:jc w:val="center"/>
+              <w:rPr>
+                <w:sz w:val="20"/>
+                <w:szCs w:val="20"/>
+              </w:rPr>
+            </w:pPr>
+            <w:r>
+              <w:rPr>
+                <w:sz w:val="20"/>
+                <w:szCs w:val="20"/>
+              </w:rPr>
+              <w:t xml:space="preserve">{{ </w:t>
+            </w:r>
+            <w:proofErr w:type="spellStart"/>
+            <w:r>
+              <w:rPr>
+                <w:sz w:val="20"/>
+                <w:szCs w:val="20"/>
               </w:rPr>
               <w:t>item.PARTIE</w:t>
             </w:r>
             <w:proofErr w:type="spellEnd"/>
             <w:r>
               <w:rPr>
+                <w:sz w:val="20"/>
+                <w:szCs w:val="20"/>
+              </w:rPr>
+              <w:t xml:space="preserve"> }}</w:t>
+            </w:r>
+          </w:p>
+          <w:p>
+            <w:pPr>
+              <w:pStyle w:val="CTableau-Inter"/>
+              <w:jc w:val="center"/>
+              <w:rPr>
+                <w:sz w:val="20"/>
+                <w:szCs w:val="20"/>
+              </w:rPr>
+            </w:pPr>
+            <w:r>
+              <w:rPr>
+                <w:sz w:val="20"/>
+                <w:szCs w:val="20"/>
+              </w:rPr>
+              <w:br/>
+            </w:r>
+          </w:p>
+          <w:p>
+            <w:pPr>
+              <w:pStyle w:val="CTableau-Inter"/>
+              <w:jc w:val="center"/>
+              <w:rPr>
+                <w:sz w:val="20"/>
+                <w:szCs w:val="20"/>
+              </w:rPr>
+            </w:pPr>
+            <w:r>
+              <w:rPr>
+                <w:sz w:val="20"/>
+                <w:szCs w:val="20"/>
+              </w:rPr>
+              <w:t xml:space="preserve">{{ </w:t>
+            </w:r>
+            <w:proofErr w:type="spellStart"/>
+            <w:r>
+              <w:rPr>
+                <w:sz w:val="20"/>
+                <w:szCs w:val="20"/>
+              </w:rPr>
+              <w:t>item.SITUATION</w:t>
+            </w:r>
+            <w:proofErr w:type="spellEnd"/>
+            <w:r>
+              <w:rPr>
+                <w:sz w:val="20"/>
+                <w:szCs w:val="20"/>
+              </w:rPr>
+              <w:t xml:space="preserve"> }}</w:t>
+            </w:r>
+          </w:p>
+          <w:p>
+            <w:pPr>
+              <w:pStyle w:val="CTableau-Inter"/>
+              <w:jc w:val="center"/>
+              <w:rPr>
                 <w:rFonts w:ascii="Times New Roman" w:eastAsia="Times New Roman" w:hAnsi="Times New Roman" w:cs="Times New Roman"/>
                 <w:color w:val="auto"/>
                 <w:sz w:val="20"/>
                 <w:szCs w:val="20"/>
                 <w:lang w:val="en-US" w:eastAsia="fr-FR"/>
               </w:rPr>
-              <w:t xml:space="preserve"> }}</w:t>
-            </w:r>
-          </w:p>
+            </w:pPr>
+          </w:p>
+        </w:tc>
+        <w:tc>
+          <w:tcPr>
+            <w:tcW w:w="2642" w:type="dxa"/>
+            <w:vAlign w:val="center"/>
+          </w:tcPr>
           <w:p>
             <w:pPr>
               <w:pStyle w:val="CTableau-Inter"/>
@@ -423,36 +519,7 @@
                 <w:color w:val="auto"/>
                 <w:sz w:val="20"/>
                 <w:szCs w:val="20"/>
-                <w:lang w:val="en-US" w:eastAsia="fr-FR"/>
-              </w:rPr>
-              <w:t>{{ item.SITUATION }}</w:t>
-            </w:r>
-          </w:p>
-        </w:tc>
-        <w:tc>
-          <w:tcPr>
-            <w:tcW w:w="2642" w:type="dxa"/>
-            <w:vAlign w:val="center"/>
-          </w:tcPr>
-          <w:p>
-            <w:pPr>
-              <w:pStyle w:val="CTableau-Inter"/>
-              <w:jc w:val="center"/>
-              <w:rPr>
-                <w:rFonts w:ascii="Times New Roman" w:eastAsia="Times New Roman" w:hAnsi="Times New Roman" w:cs="Times New Roman"/>
-                <w:color w:val="auto"/>
-                <w:sz w:val="20"/>
-                <w:szCs w:val="20"/>
-                <w:lang w:val="en-US" w:eastAsia="fr-FR"/>
-              </w:rPr>
-            </w:pPr>
-            <w:r>
-              <w:rPr>
-                <w:rFonts w:ascii="Times New Roman" w:eastAsia="Times New Roman" w:hAnsi="Times New Roman" w:cs="Times New Roman"/>
-                <w:color w:val="auto"/>
-                <w:sz w:val="20"/>
-                <w:szCs w:val="20"/>
-                <w:lang w:val="en-US" w:eastAsia="fr-FR"/>
+                <w:lang w:eastAsia="fr-FR"/>
               </w:rPr>
               <w:t>{{ item.ESSAI }}</w:t>
             </w:r>
@@ -5948,7 +6015,6 @@
   <w:style w:type="character" w:default="1" w:styleId="Policepardfaut">
     <w:name w:val="Default Paragraph Font"/>
     <w:uiPriority w:val="1"/>
-    <w:semiHidden/>
     <w:unhideWhenUsed/>
   </w:style>
   <w:style w:type="table" w:default="1" w:styleId="TableauNormal">

--- a/Demande d'intervention.docx
+++ b/Demande d'intervention.docx
@@ -287,9 +287,19 @@
                 <w:rFonts w:eastAsiaTheme="minorHAnsi"/>
                 <w:sz w:val="20"/>
                 <w:szCs w:val="20"/>
-                <w:lang w:val="en-US" w:eastAsia="en-US"/>
-              </w:rPr>
-              <w:t>{{ DATE</w:t>
+                <w:lang w:eastAsia="en-US"/>
+              </w:rPr>
+              <w:t xml:space="preserve">{{ </w:t>
+            </w:r>
+            <w:proofErr w:type="spellStart"/>
+            <w:r>
+              <w:rPr>
+                <w:rFonts w:eastAsiaTheme="minorHAnsi"/>
+                <w:sz w:val="20"/>
+                <w:szCs w:val="20"/>
+                <w:lang w:eastAsia="en-US"/>
+              </w:rPr>
+              <w:t>item</w:t>
             </w:r>
             <w:proofErr w:type="gramEnd"/>
             <w:r>
@@ -297,21 +307,20 @@
                 <w:rFonts w:eastAsiaTheme="minorHAnsi"/>
                 <w:sz w:val="20"/>
                 <w:szCs w:val="20"/>
-                <w:lang w:val="en-US" w:eastAsia="en-US"/>
+                <w:lang w:eastAsia="en-US"/>
+              </w:rPr>
+              <w:t>.DATE</w:t>
+            </w:r>
+            <w:proofErr w:type="spellEnd"/>
+            <w:r>
+              <w:rPr>
+                <w:rFonts w:eastAsiaTheme="minorHAnsi"/>
+                <w:sz w:val="20"/>
+                <w:szCs w:val="20"/>
+                <w:lang w:eastAsia="en-US"/>
               </w:rPr>
               <w:t xml:space="preserve"> }}</w:t>
             </w:r>
-          </w:p>
-          <w:p>
-            <w:pPr>
-              <w:jc w:val="center"/>
-              <w:rPr>
-                <w:rFonts w:eastAsiaTheme="minorHAnsi"/>
-                <w:sz w:val="20"/>
-                <w:szCs w:val="20"/>
-                <w:lang w:val="en-US" w:eastAsia="en-US"/>
-              </w:rPr>
-            </w:pPr>
           </w:p>
         </w:tc>
         <w:tc>
@@ -677,6 +686,38 @@
                 <w:lang w:val="en-US" w:eastAsia="fr-FR"/>
               </w:rPr>
             </w:pPr>
+            <w:r>
+              <w:rPr>
+                <w:rFonts w:ascii="Times New Roman" w:eastAsia="Times New Roman" w:hAnsi="Times New Roman" w:cs="Times New Roman"/>
+                <w:color w:val="auto"/>
+                <w:sz w:val="20"/>
+                <w:szCs w:val="20"/>
+                <w:lang w:eastAsia="fr-FR"/>
+              </w:rPr>
+              <w:t xml:space="preserve">{% </w:t>
+            </w:r>
+            <w:proofErr w:type="spellStart"/>
+            <w:r>
+              <w:rPr>
+                <w:rFonts w:ascii="Times New Roman" w:eastAsia="Times New Roman" w:hAnsi="Times New Roman" w:cs="Times New Roman"/>
+                <w:color w:val="auto"/>
+                <w:sz w:val="20"/>
+                <w:szCs w:val="20"/>
+                <w:lang w:eastAsia="fr-FR"/>
+              </w:rPr>
+              <w:t>endfor</w:t>
+            </w:r>
+            <w:proofErr w:type="spellEnd"/>
+            <w:r>
+              <w:rPr>
+                <w:rFonts w:ascii="Times New Roman" w:eastAsia="Times New Roman" w:hAnsi="Times New Roman" w:cs="Times New Roman"/>
+                <w:color w:val="auto"/>
+                <w:sz w:val="20"/>
+                <w:szCs w:val="20"/>
+                <w:lang w:eastAsia="fr-FR"/>
+              </w:rPr>
+              <w:t xml:space="preserve"> %}</w:t>
+            </w:r>
           </w:p>
         </w:tc>
       </w:tr>
@@ -2598,7 +2639,6 @@
   <w:style w:type="character" w:default="1" w:styleId="Policepardfaut">
     <w:name w:val="Default Paragraph Font"/>
     <w:uiPriority w:val="1"/>
-    <w:semiHidden/>
     <w:unhideWhenUsed/>
   </w:style>
   <w:style w:type="table" w:default="1" w:styleId="TableauNormal">

--- a/Demande d'intervention.docx
+++ b/Demande d'intervention.docx
@@ -237,19 +237,8 @@
                 <w:szCs w:val="20"/>
                 <w:lang w:val="en-US" w:eastAsia="en-US"/>
               </w:rPr>
-              <w:t xml:space="preserve">{% for item in </w:t>
-            </w:r>
-            <w:proofErr w:type="gramStart"/>
-            <w:r>
-              <w:rPr>
-                <w:rFonts w:eastAsiaTheme="minorHAnsi"/>
-                <w:sz w:val="20"/>
-                <w:szCs w:val="20"/>
-                <w:lang w:val="en-US" w:eastAsia="en-US"/>
-              </w:rPr>
-              <w:t>TRAVAUX %}</w:t>
-            </w:r>
-            <w:proofErr w:type="gramEnd"/>
+              <w:t>{% for item in TRAVAUX %}</w:t>
+            </w:r>
           </w:p>
           <w:p>
             <w:pPr>
@@ -268,56 +257,25 @@
                 <w:szCs w:val="20"/>
                 <w:lang w:val="en-US" w:eastAsia="en-US"/>
               </w:rPr>
-              <w:br/>
-            </w:r>
-          </w:p>
-          <w:p>
-            <w:pPr>
-              <w:jc w:val="center"/>
+              <w:t xml:space="preserve">{{ </w:t>
+            </w:r>
+            <w:proofErr w:type="spellStart"/>
+            <w:r>
               <w:rPr>
                 <w:rFonts w:eastAsiaTheme="minorHAnsi"/>
                 <w:sz w:val="20"/>
                 <w:szCs w:val="20"/>
                 <w:lang w:val="en-US" w:eastAsia="en-US"/>
               </w:rPr>
-            </w:pPr>
-            <w:proofErr w:type="gramStart"/>
+              <w:t>item.DATE</w:t>
+            </w:r>
+            <w:proofErr w:type="spellEnd"/>
             <w:r>
               <w:rPr>
                 <w:rFonts w:eastAsiaTheme="minorHAnsi"/>
                 <w:sz w:val="20"/>
                 <w:szCs w:val="20"/>
-                <w:lang w:eastAsia="en-US"/>
-              </w:rPr>
-              <w:t xml:space="preserve">{{ </w:t>
-            </w:r>
-            <w:proofErr w:type="spellStart"/>
-            <w:r>
-              <w:rPr>
-                <w:rFonts w:eastAsiaTheme="minorHAnsi"/>
-                <w:sz w:val="20"/>
-                <w:szCs w:val="20"/>
-                <w:lang w:eastAsia="en-US"/>
-              </w:rPr>
-              <w:t>item</w:t>
-            </w:r>
-            <w:proofErr w:type="gramEnd"/>
-            <w:r>
-              <w:rPr>
-                <w:rFonts w:eastAsiaTheme="minorHAnsi"/>
-                <w:sz w:val="20"/>
-                <w:szCs w:val="20"/>
-                <w:lang w:eastAsia="en-US"/>
-              </w:rPr>
-              <w:t>.DATE</w:t>
-            </w:r>
-            <w:proofErr w:type="spellEnd"/>
-            <w:r>
-              <w:rPr>
-                <w:rFonts w:eastAsiaTheme="minorHAnsi"/>
-                <w:sz w:val="20"/>
-                <w:szCs w:val="20"/>
-                <w:lang w:eastAsia="en-US"/>
+                <w:lang w:val="en-US" w:eastAsia="en-US"/>
               </w:rPr>
               <w:t xml:space="preserve"> }}</w:t>
             </w:r>
@@ -337,7 +295,6 @@
                 <w:szCs w:val="20"/>
               </w:rPr>
             </w:pPr>
-            <w:proofErr w:type="gramStart"/>
             <w:r>
               <w:rPr>
                 <w:sz w:val="20"/>
@@ -351,23 +308,7 @@
                 <w:sz w:val="20"/>
                 <w:szCs w:val="20"/>
               </w:rPr>
-              <w:t>item</w:t>
-            </w:r>
-            <w:proofErr w:type="gramEnd"/>
-            <w:r>
-              <w:rPr>
-                <w:sz w:val="20"/>
-                <w:szCs w:val="20"/>
-              </w:rPr>
-              <w:t>.</w:t>
-            </w:r>
-            <w:proofErr w:type="gramStart"/>
-            <w:r>
-              <w:rPr>
-                <w:sz w:val="20"/>
-                <w:szCs w:val="20"/>
-              </w:rPr>
-              <w:t>NATURE</w:t>
+              <w:t>item.ACTIVITE</w:t>
             </w:r>
             <w:proofErr w:type="spellEnd"/>
             <w:r>
@@ -375,15 +316,7 @@
                 <w:sz w:val="20"/>
                 <w:szCs w:val="20"/>
               </w:rPr>
-              <w:t xml:space="preserve"> }</w:t>
-            </w:r>
-            <w:proofErr w:type="gramEnd"/>
-            <w:r>
-              <w:rPr>
-                <w:sz w:val="20"/>
-                <w:szCs w:val="20"/>
-              </w:rPr>
-              <w:t>}</w:t>
+              <w:t xml:space="preserve"> }}</w:t>
             </w:r>
           </w:p>
           <w:p>
@@ -391,81 +324,6 @@
               <w:pStyle w:val="CTableau-Inter"/>
               <w:jc w:val="center"/>
               <w:rPr>
-                <w:sz w:val="20"/>
-                <w:szCs w:val="20"/>
-              </w:rPr>
-            </w:pPr>
-            <w:r>
-              <w:rPr>
-                <w:sz w:val="20"/>
-                <w:szCs w:val="20"/>
-              </w:rPr>
-              <w:br/>
-            </w:r>
-          </w:p>
-          <w:p>
-            <w:pPr>
-              <w:pStyle w:val="CTableau-Inter"/>
-              <w:jc w:val="center"/>
-              <w:rPr>
-                <w:sz w:val="20"/>
-                <w:szCs w:val="20"/>
-              </w:rPr>
-            </w:pPr>
-            <w:proofErr w:type="gramStart"/>
-            <w:r>
-              <w:rPr>
-                <w:sz w:val="20"/>
-                <w:szCs w:val="20"/>
-              </w:rPr>
-              <w:t xml:space="preserve">{{ </w:t>
-            </w:r>
-            <w:proofErr w:type="spellStart"/>
-            <w:r>
-              <w:rPr>
-                <w:sz w:val="20"/>
-                <w:szCs w:val="20"/>
-              </w:rPr>
-              <w:t>item</w:t>
-            </w:r>
-            <w:proofErr w:type="gramEnd"/>
-            <w:r>
-              <w:rPr>
-                <w:sz w:val="20"/>
-                <w:szCs w:val="20"/>
-              </w:rPr>
-              <w:t>.</w:t>
-            </w:r>
-            <w:proofErr w:type="gramStart"/>
-            <w:r>
-              <w:rPr>
-                <w:sz w:val="20"/>
-                <w:szCs w:val="20"/>
-              </w:rPr>
-              <w:t>ACTIVITE</w:t>
-            </w:r>
-            <w:proofErr w:type="spellEnd"/>
-            <w:r>
-              <w:rPr>
-                <w:sz w:val="20"/>
-                <w:szCs w:val="20"/>
-              </w:rPr>
-              <w:t xml:space="preserve"> }</w:t>
-            </w:r>
-            <w:proofErr w:type="gramEnd"/>
-            <w:r>
-              <w:rPr>
-                <w:sz w:val="20"/>
-                <w:szCs w:val="20"/>
-              </w:rPr>
-              <w:t>}</w:t>
-            </w:r>
-          </w:p>
-          <w:p>
-            <w:pPr>
-              <w:pStyle w:val="CTableau-Inter"/>
-              <w:jc w:val="center"/>
-              <w:rPr>
                 <w:rFonts w:ascii="Times New Roman" w:eastAsia="Times New Roman" w:hAnsi="Times New Roman" w:cs="Times New Roman"/>
                 <w:color w:val="auto"/>
                 <w:sz w:val="20"/>
@@ -473,6 +331,29 @@
                 <w:lang w:val="en-US" w:eastAsia="fr-FR"/>
               </w:rPr>
             </w:pPr>
+            <w:r>
+              <w:rPr>
+                <w:sz w:val="20"/>
+                <w:szCs w:val="20"/>
+              </w:rPr>
+              <w:t xml:space="preserve">{{ </w:t>
+            </w:r>
+            <w:proofErr w:type="spellStart"/>
+            <w:r>
+              <w:rPr>
+                <w:sz w:val="20"/>
+                <w:szCs w:val="20"/>
+              </w:rPr>
+              <w:t>item.NATURE</w:t>
+            </w:r>
+            <w:proofErr w:type="spellEnd"/>
+            <w:r>
+              <w:rPr>
+                <w:sz w:val="20"/>
+                <w:szCs w:val="20"/>
+              </w:rPr>
+              <w:t xml:space="preserve"> }}</w:t>
+            </w:r>
           </w:p>
         </w:tc>
         <w:tc>
@@ -489,7 +370,6 @@
                 <w:szCs w:val="20"/>
               </w:rPr>
             </w:pPr>
-            <w:proofErr w:type="gramStart"/>
             <w:r>
               <w:rPr>
                 <w:sz w:val="20"/>
@@ -503,23 +383,7 @@
                 <w:sz w:val="20"/>
                 <w:szCs w:val="20"/>
               </w:rPr>
-              <w:t>item</w:t>
-            </w:r>
-            <w:proofErr w:type="gramEnd"/>
-            <w:r>
-              <w:rPr>
-                <w:sz w:val="20"/>
-                <w:szCs w:val="20"/>
-              </w:rPr>
-              <w:t>.</w:t>
-            </w:r>
-            <w:proofErr w:type="gramStart"/>
-            <w:r>
-              <w:rPr>
-                <w:sz w:val="20"/>
-                <w:szCs w:val="20"/>
-              </w:rPr>
-              <w:t>PARTIE</w:t>
+              <w:t>item.PARTIE</w:t>
             </w:r>
             <w:proofErr w:type="spellEnd"/>
             <w:r>
@@ -527,15 +391,7 @@
                 <w:sz w:val="20"/>
                 <w:szCs w:val="20"/>
               </w:rPr>
-              <w:t xml:space="preserve"> }</w:t>
-            </w:r>
-            <w:proofErr w:type="gramEnd"/>
-            <w:r>
-              <w:rPr>
-                <w:sz w:val="20"/>
-                <w:szCs w:val="20"/>
-              </w:rPr>
-              <w:t>}</w:t>
+              <w:t xml:space="preserve"> }}</w:t>
             </w:r>
           </w:p>
           <w:p>
@@ -543,81 +399,6 @@
               <w:pStyle w:val="CTableau-Inter"/>
               <w:jc w:val="center"/>
               <w:rPr>
-                <w:sz w:val="20"/>
-                <w:szCs w:val="20"/>
-              </w:rPr>
-            </w:pPr>
-            <w:r>
-              <w:rPr>
-                <w:sz w:val="20"/>
-                <w:szCs w:val="20"/>
-              </w:rPr>
-              <w:br/>
-            </w:r>
-          </w:p>
-          <w:p>
-            <w:pPr>
-              <w:pStyle w:val="CTableau-Inter"/>
-              <w:jc w:val="center"/>
-              <w:rPr>
-                <w:sz w:val="20"/>
-                <w:szCs w:val="20"/>
-              </w:rPr>
-            </w:pPr>
-            <w:proofErr w:type="gramStart"/>
-            <w:r>
-              <w:rPr>
-                <w:sz w:val="20"/>
-                <w:szCs w:val="20"/>
-              </w:rPr>
-              <w:t xml:space="preserve">{{ </w:t>
-            </w:r>
-            <w:proofErr w:type="spellStart"/>
-            <w:r>
-              <w:rPr>
-                <w:sz w:val="20"/>
-                <w:szCs w:val="20"/>
-              </w:rPr>
-              <w:t>item</w:t>
-            </w:r>
-            <w:proofErr w:type="gramEnd"/>
-            <w:r>
-              <w:rPr>
-                <w:sz w:val="20"/>
-                <w:szCs w:val="20"/>
-              </w:rPr>
-              <w:t>.</w:t>
-            </w:r>
-            <w:proofErr w:type="gramStart"/>
-            <w:r>
-              <w:rPr>
-                <w:sz w:val="20"/>
-                <w:szCs w:val="20"/>
-              </w:rPr>
-              <w:t>SITUATION</w:t>
-            </w:r>
-            <w:proofErr w:type="spellEnd"/>
-            <w:r>
-              <w:rPr>
-                <w:sz w:val="20"/>
-                <w:szCs w:val="20"/>
-              </w:rPr>
-              <w:t xml:space="preserve"> }</w:t>
-            </w:r>
-            <w:proofErr w:type="gramEnd"/>
-            <w:r>
-              <w:rPr>
-                <w:sz w:val="20"/>
-                <w:szCs w:val="20"/>
-              </w:rPr>
-              <w:t>}</w:t>
-            </w:r>
-          </w:p>
-          <w:p>
-            <w:pPr>
-              <w:pStyle w:val="CTableau-Inter"/>
-              <w:jc w:val="center"/>
-              <w:rPr>
                 <w:rFonts w:ascii="Times New Roman" w:eastAsia="Times New Roman" w:hAnsi="Times New Roman" w:cs="Times New Roman"/>
                 <w:color w:val="auto"/>
                 <w:sz w:val="20"/>
@@ -625,6 +406,29 @@
                 <w:lang w:val="en-US" w:eastAsia="fr-FR"/>
               </w:rPr>
             </w:pPr>
+            <w:r>
+              <w:rPr>
+                <w:sz w:val="20"/>
+                <w:szCs w:val="20"/>
+              </w:rPr>
+              <w:t xml:space="preserve">{{ </w:t>
+            </w:r>
+            <w:proofErr w:type="spellStart"/>
+            <w:r>
+              <w:rPr>
+                <w:sz w:val="20"/>
+                <w:szCs w:val="20"/>
+              </w:rPr>
+              <w:t>item.SITUATION</w:t>
+            </w:r>
+            <w:proofErr w:type="spellEnd"/>
+            <w:r>
+              <w:rPr>
+                <w:sz w:val="20"/>
+                <w:szCs w:val="20"/>
+              </w:rPr>
+              <w:t xml:space="preserve"> }}</w:t>
+            </w:r>
           </w:p>
         </w:tc>
         <w:tc>
@@ -644,7 +448,6 @@
                 <w:lang w:val="en-US" w:eastAsia="fr-FR"/>
               </w:rPr>
             </w:pPr>
-            <w:proofErr w:type="gramStart"/>
             <w:r>
               <w:rPr>
                 <w:rFonts w:ascii="Times New Roman" w:eastAsia="Times New Roman" w:hAnsi="Times New Roman" w:cs="Times New Roman"/>
@@ -653,9 +456,9 @@
                 <w:szCs w:val="20"/>
                 <w:lang w:eastAsia="fr-FR"/>
               </w:rPr>
-              <w:t>{{ item</w:t>
-            </w:r>
-            <w:proofErr w:type="gramEnd"/>
+              <w:t xml:space="preserve">{{ </w:t>
+            </w:r>
+            <w:proofErr w:type="spellStart"/>
             <w:r>
               <w:rPr>
                 <w:rFonts w:ascii="Times New Roman" w:eastAsia="Times New Roman" w:hAnsi="Times New Roman" w:cs="Times New Roman"/>
@@ -664,7 +467,18 @@
                 <w:szCs w:val="20"/>
                 <w:lang w:eastAsia="fr-FR"/>
               </w:rPr>
-              <w:t>.ESSAI }}</w:t>
+              <w:t>item.ESSAI</w:t>
+            </w:r>
+            <w:proofErr w:type="spellEnd"/>
+            <w:r>
+              <w:rPr>
+                <w:rFonts w:ascii="Times New Roman" w:eastAsia="Times New Roman" w:hAnsi="Times New Roman" w:cs="Times New Roman"/>
+                <w:color w:val="auto"/>
+                <w:sz w:val="20"/>
+                <w:szCs w:val="20"/>
+                <w:lang w:eastAsia="fr-FR"/>
+              </w:rPr>
+              <w:t xml:space="preserve"> }}</w:t>
             </w:r>
           </w:p>
         </w:tc>
@@ -673,6 +487,52 @@
             <w:tcW w:w="1282" w:type="dxa"/>
             <w:vAlign w:val="center"/>
           </w:tcPr>
+          <w:p>
+            <w:pPr>
+              <w:pStyle w:val="CTableau-Inter"/>
+              <w:ind w:left="-224" w:firstLine="224"/>
+              <w:jc w:val="center"/>
+              <w:rPr>
+                <w:rFonts w:ascii="Times New Roman" w:eastAsia="Times New Roman" w:hAnsi="Times New Roman" w:cs="Times New Roman"/>
+                <w:color w:val="auto"/>
+                <w:sz w:val="20"/>
+                <w:szCs w:val="20"/>
+                <w:lang w:eastAsia="fr-FR"/>
+              </w:rPr>
+            </w:pPr>
+            <w:r>
+              <w:rPr>
+                <w:rFonts w:ascii="Times New Roman" w:eastAsia="Times New Roman" w:hAnsi="Times New Roman" w:cs="Times New Roman"/>
+                <w:color w:val="auto"/>
+                <w:sz w:val="20"/>
+                <w:szCs w:val="20"/>
+                <w:lang w:eastAsia="fr-FR"/>
+              </w:rPr>
+              <w:t xml:space="preserve">{{ </w:t>
+            </w:r>
+            <w:proofErr w:type="spellStart"/>
+            <w:r>
+              <w:rPr>
+                <w:rFonts w:ascii="Times New Roman" w:eastAsia="Times New Roman" w:hAnsi="Times New Roman" w:cs="Times New Roman"/>
+                <w:color w:val="auto"/>
+                <w:sz w:val="20"/>
+                <w:szCs w:val="20"/>
+                <w:lang w:eastAsia="fr-FR"/>
+              </w:rPr>
+              <w:t>item.REF</w:t>
+            </w:r>
+            <w:proofErr w:type="spellEnd"/>
+            <w:r>
+              <w:rPr>
+                <w:rFonts w:ascii="Times New Roman" w:eastAsia="Times New Roman" w:hAnsi="Times New Roman" w:cs="Times New Roman"/>
+                <w:color w:val="auto"/>
+                <w:sz w:val="20"/>
+                <w:szCs w:val="20"/>
+                <w:lang w:eastAsia="fr-FR"/>
+              </w:rPr>
+              <w:t xml:space="preserve"> }}</w:t>
+            </w:r>
+          </w:p>
           <w:p>
             <w:pPr>
               <w:pStyle w:val="CTableau-Inter"/>
@@ -2639,6 +2499,7 @@
   <w:style w:type="character" w:default="1" w:styleId="Policepardfaut">
     <w:name w:val="Default Paragraph Font"/>
     <w:uiPriority w:val="1"/>
+    <w:semiHidden/>
     <w:unhideWhenUsed/>
   </w:style>
   <w:style w:type="table" w:default="1" w:styleId="TableauNormal">

--- a/Demande d'intervention.docx
+++ b/Demande d'intervention.docx
@@ -230,55 +230,6 @@
                 <w:lang w:val="en-US" w:eastAsia="en-US"/>
               </w:rPr>
             </w:pPr>
-            <w:r>
-              <w:rPr>
-                <w:rFonts w:eastAsiaTheme="minorHAnsi"/>
-                <w:sz w:val="20"/>
-                <w:szCs w:val="20"/>
-                <w:lang w:val="en-US" w:eastAsia="en-US"/>
-              </w:rPr>
-              <w:t>{% for item in TRAVAUX %}</w:t>
-            </w:r>
-          </w:p>
-          <w:p>
-            <w:pPr>
-              <w:jc w:val="center"/>
-              <w:rPr>
-                <w:rFonts w:eastAsiaTheme="minorHAnsi"/>
-                <w:sz w:val="20"/>
-                <w:szCs w:val="20"/>
-                <w:lang w:val="en-US" w:eastAsia="en-US"/>
-              </w:rPr>
-            </w:pPr>
-            <w:r>
-              <w:rPr>
-                <w:rFonts w:eastAsiaTheme="minorHAnsi"/>
-                <w:sz w:val="20"/>
-                <w:szCs w:val="20"/>
-                <w:lang w:val="en-US" w:eastAsia="en-US"/>
-              </w:rPr>
-              <w:t xml:space="preserve">{{ </w:t>
-            </w:r>
-            <w:proofErr w:type="spellStart"/>
-            <w:r>
-              <w:rPr>
-                <w:rFonts w:eastAsiaTheme="minorHAnsi"/>
-                <w:sz w:val="20"/>
-                <w:szCs w:val="20"/>
-                <w:lang w:val="en-US" w:eastAsia="en-US"/>
-              </w:rPr>
-              <w:t>item.DATE</w:t>
-            </w:r>
-            <w:proofErr w:type="spellEnd"/>
-            <w:r>
-              <w:rPr>
-                <w:rFonts w:eastAsiaTheme="minorHAnsi"/>
-                <w:sz w:val="20"/>
-                <w:szCs w:val="20"/>
-                <w:lang w:val="en-US" w:eastAsia="en-US"/>
-              </w:rPr>
-              <w:t xml:space="preserve"> }}</w:t>
-            </w:r>
           </w:p>
         </w:tc>
         <w:tc>
@@ -291,34 +242,20 @@
               <w:pStyle w:val="CTableau-Inter"/>
               <w:jc w:val="center"/>
               <w:rPr>
+                <w:rFonts w:ascii="Times New Roman" w:eastAsia="Times New Roman" w:hAnsi="Times New Roman" w:cs="Times New Roman"/>
+                <w:color w:val="auto"/>
                 <w:sz w:val="20"/>
                 <w:szCs w:val="20"/>
+                <w:lang w:val="en-US" w:eastAsia="fr-FR"/>
               </w:rPr>
             </w:pPr>
-            <w:r>
-              <w:rPr>
-                <w:sz w:val="20"/>
-                <w:szCs w:val="20"/>
-              </w:rPr>
-              <w:t xml:space="preserve">{{ </w:t>
-            </w:r>
-            <w:proofErr w:type="spellStart"/>
-            <w:r>
-              <w:rPr>
-                <w:sz w:val="20"/>
-                <w:szCs w:val="20"/>
-              </w:rPr>
-              <w:t>item.ACTIVITE</w:t>
-            </w:r>
-            <w:proofErr w:type="spellEnd"/>
-            <w:r>
-              <w:rPr>
-                <w:sz w:val="20"/>
-                <w:szCs w:val="20"/>
-              </w:rPr>
-              <w:t xml:space="preserve"> }}</w:t>
-            </w:r>
           </w:p>
+        </w:tc>
+        <w:tc>
+          <w:tcPr>
+            <w:tcW w:w="3580" w:type="dxa"/>
+            <w:vAlign w:val="center"/>
+          </w:tcPr>
           <w:p>
             <w:pPr>
               <w:pStyle w:val="CTableau-Inter"/>
@@ -331,104 +268,6 @@
                 <w:lang w:val="en-US" w:eastAsia="fr-FR"/>
               </w:rPr>
             </w:pPr>
-            <w:r>
-              <w:rPr>
-                <w:sz w:val="20"/>
-                <w:szCs w:val="20"/>
-              </w:rPr>
-              <w:t xml:space="preserve">{{ </w:t>
-            </w:r>
-            <w:proofErr w:type="spellStart"/>
-            <w:r>
-              <w:rPr>
-                <w:sz w:val="20"/>
-                <w:szCs w:val="20"/>
-              </w:rPr>
-              <w:t>item.NATURE</w:t>
-            </w:r>
-            <w:proofErr w:type="spellEnd"/>
-            <w:r>
-              <w:rPr>
-                <w:sz w:val="20"/>
-                <w:szCs w:val="20"/>
-              </w:rPr>
-              <w:t xml:space="preserve"> }}</w:t>
-            </w:r>
-          </w:p>
-        </w:tc>
-        <w:tc>
-          <w:tcPr>
-            <w:tcW w:w="3580" w:type="dxa"/>
-            <w:vAlign w:val="center"/>
-          </w:tcPr>
-          <w:p>
-            <w:pPr>
-              <w:pStyle w:val="CTableau-Inter"/>
-              <w:jc w:val="center"/>
-              <w:rPr>
-                <w:sz w:val="20"/>
-                <w:szCs w:val="20"/>
-              </w:rPr>
-            </w:pPr>
-            <w:r>
-              <w:rPr>
-                <w:sz w:val="20"/>
-                <w:szCs w:val="20"/>
-              </w:rPr>
-              <w:t xml:space="preserve">{{ </w:t>
-            </w:r>
-            <w:proofErr w:type="spellStart"/>
-            <w:r>
-              <w:rPr>
-                <w:sz w:val="20"/>
-                <w:szCs w:val="20"/>
-              </w:rPr>
-              <w:t>item.PARTIE</w:t>
-            </w:r>
-            <w:proofErr w:type="spellEnd"/>
-            <w:r>
-              <w:rPr>
-                <w:sz w:val="20"/>
-                <w:szCs w:val="20"/>
-              </w:rPr>
-              <w:t xml:space="preserve"> }}</w:t>
-            </w:r>
-          </w:p>
-          <w:p>
-            <w:pPr>
-              <w:pStyle w:val="CTableau-Inter"/>
-              <w:jc w:val="center"/>
-              <w:rPr>
-                <w:rFonts w:ascii="Times New Roman" w:eastAsia="Times New Roman" w:hAnsi="Times New Roman" w:cs="Times New Roman"/>
-                <w:color w:val="auto"/>
-                <w:sz w:val="20"/>
-                <w:szCs w:val="20"/>
-                <w:lang w:val="en-US" w:eastAsia="fr-FR"/>
-              </w:rPr>
-            </w:pPr>
-            <w:r>
-              <w:rPr>
-                <w:sz w:val="20"/>
-                <w:szCs w:val="20"/>
-              </w:rPr>
-              <w:t xml:space="preserve">{{ </w:t>
-            </w:r>
-            <w:proofErr w:type="spellStart"/>
-            <w:r>
-              <w:rPr>
-                <w:sz w:val="20"/>
-                <w:szCs w:val="20"/>
-              </w:rPr>
-              <w:t>item.SITUATION</w:t>
-            </w:r>
-            <w:proofErr w:type="spellEnd"/>
-            <w:r>
-              <w:rPr>
-                <w:sz w:val="20"/>
-                <w:szCs w:val="20"/>
-              </w:rPr>
-              <w:t xml:space="preserve"> }}</w:t>
-            </w:r>
           </w:p>
         </w:tc>
         <w:tc>
@@ -448,38 +287,6 @@
                 <w:lang w:val="en-US" w:eastAsia="fr-FR"/>
               </w:rPr>
             </w:pPr>
-            <w:r>
-              <w:rPr>
-                <w:rFonts w:ascii="Times New Roman" w:eastAsia="Times New Roman" w:hAnsi="Times New Roman" w:cs="Times New Roman"/>
-                <w:color w:val="auto"/>
-                <w:sz w:val="20"/>
-                <w:szCs w:val="20"/>
-                <w:lang w:eastAsia="fr-FR"/>
-              </w:rPr>
-              <w:t xml:space="preserve">{{ </w:t>
-            </w:r>
-            <w:proofErr w:type="spellStart"/>
-            <w:r>
-              <w:rPr>
-                <w:rFonts w:ascii="Times New Roman" w:eastAsia="Times New Roman" w:hAnsi="Times New Roman" w:cs="Times New Roman"/>
-                <w:color w:val="auto"/>
-                <w:sz w:val="20"/>
-                <w:szCs w:val="20"/>
-                <w:lang w:eastAsia="fr-FR"/>
-              </w:rPr>
-              <w:t>item.ESSAI</w:t>
-            </w:r>
-            <w:proofErr w:type="spellEnd"/>
-            <w:r>
-              <w:rPr>
-                <w:rFonts w:ascii="Times New Roman" w:eastAsia="Times New Roman" w:hAnsi="Times New Roman" w:cs="Times New Roman"/>
-                <w:color w:val="auto"/>
-                <w:sz w:val="20"/>
-                <w:szCs w:val="20"/>
-                <w:lang w:eastAsia="fr-FR"/>
-              </w:rPr>
-              <w:t xml:space="preserve"> }}</w:t>
-            </w:r>
           </w:p>
         </w:tc>
         <w:tc>
@@ -497,87 +304,9 @@
                 <w:color w:val="auto"/>
                 <w:sz w:val="20"/>
                 <w:szCs w:val="20"/>
-                <w:lang w:eastAsia="fr-FR"/>
-              </w:rPr>
-            </w:pPr>
-            <w:r>
-              <w:rPr>
-                <w:rFonts w:ascii="Times New Roman" w:eastAsia="Times New Roman" w:hAnsi="Times New Roman" w:cs="Times New Roman"/>
-                <w:color w:val="auto"/>
-                <w:sz w:val="20"/>
-                <w:szCs w:val="20"/>
-                <w:lang w:eastAsia="fr-FR"/>
-              </w:rPr>
-              <w:t xml:space="preserve">{{ </w:t>
-            </w:r>
-            <w:proofErr w:type="spellStart"/>
-            <w:r>
-              <w:rPr>
-                <w:rFonts w:ascii="Times New Roman" w:eastAsia="Times New Roman" w:hAnsi="Times New Roman" w:cs="Times New Roman"/>
-                <w:color w:val="auto"/>
-                <w:sz w:val="20"/>
-                <w:szCs w:val="20"/>
-                <w:lang w:eastAsia="fr-FR"/>
-              </w:rPr>
-              <w:t>item.REF</w:t>
-            </w:r>
-            <w:proofErr w:type="spellEnd"/>
-            <w:r>
-              <w:rPr>
-                <w:rFonts w:ascii="Times New Roman" w:eastAsia="Times New Roman" w:hAnsi="Times New Roman" w:cs="Times New Roman"/>
-                <w:color w:val="auto"/>
-                <w:sz w:val="20"/>
-                <w:szCs w:val="20"/>
-                <w:lang w:eastAsia="fr-FR"/>
-              </w:rPr>
-              <w:t xml:space="preserve"> }}</w:t>
-            </w:r>
-          </w:p>
-          <w:p>
-            <w:pPr>
-              <w:pStyle w:val="CTableau-Inter"/>
-              <w:ind w:left="-224" w:firstLine="224"/>
-              <w:jc w:val="center"/>
-              <w:rPr>
-                <w:rFonts w:ascii="Times New Roman" w:eastAsia="Times New Roman" w:hAnsi="Times New Roman" w:cs="Times New Roman"/>
-                <w:color w:val="auto"/>
-                <w:sz w:val="20"/>
-                <w:szCs w:val="20"/>
                 <w:lang w:val="en-US" w:eastAsia="fr-FR"/>
               </w:rPr>
             </w:pPr>
-            <w:r>
-              <w:rPr>
-                <w:rFonts w:ascii="Times New Roman" w:eastAsia="Times New Roman" w:hAnsi="Times New Roman" w:cs="Times New Roman"/>
-                <w:color w:val="auto"/>
-                <w:sz w:val="20"/>
-                <w:szCs w:val="20"/>
-                <w:lang w:eastAsia="fr-FR"/>
-              </w:rPr>
-              <w:t xml:space="preserve">{% </w:t>
-            </w:r>
-            <w:proofErr w:type="spellStart"/>
-            <w:r>
-              <w:rPr>
-                <w:rFonts w:ascii="Times New Roman" w:eastAsia="Times New Roman" w:hAnsi="Times New Roman" w:cs="Times New Roman"/>
-                <w:color w:val="auto"/>
-                <w:sz w:val="20"/>
-                <w:szCs w:val="20"/>
-                <w:lang w:eastAsia="fr-FR"/>
-              </w:rPr>
-              <w:t>endfor</w:t>
-            </w:r>
-            <w:proofErr w:type="spellEnd"/>
-            <w:r>
-              <w:rPr>
-                <w:rFonts w:ascii="Times New Roman" w:eastAsia="Times New Roman" w:hAnsi="Times New Roman" w:cs="Times New Roman"/>
-                <w:color w:val="auto"/>
-                <w:sz w:val="20"/>
-                <w:szCs w:val="20"/>
-                <w:lang w:eastAsia="fr-FR"/>
-              </w:rPr>
-              <w:t xml:space="preserve"> %}</w:t>
-            </w:r>
           </w:p>
         </w:tc>
       </w:tr>
